--- a/Dokumentation/PRE_Produkt-Objektstrukturplan.docx
+++ b/Dokumentation/PRE_Produkt-Objektstrukturplan.docx
@@ -1,6 +1,6 @@
 
 <file path=word/document.xml><?xml version="1.0" encoding="utf-8"?>
-<w:document xmlns:wpc="http://schemas.microsoft.com/office/word/2010/wordprocessingCanvas" xmlns:cx="http://schemas.microsoft.com/office/drawing/2014/chartex" xmlns:cx1="http://schemas.microsoft.com/office/drawing/2015/9/8/chartex" xmlns:cx2="http://schemas.microsoft.com/office/drawing/2015/10/21/chartex" xmlns:cx3="http://schemas.microsoft.com/office/drawing/2016/5/9/chartex" xmlns:cx4="http://schemas.microsoft.com/office/drawing/2016/5/10/chartex" xmlns:cx5="http://schemas.microsoft.com/office/drawing/2016/5/11/chartex" xmlns:cx6="http://schemas.microsoft.com/office/drawing/2016/5/12/chartex" xmlns:cx7="http://schemas.microsoft.com/office/drawing/2016/5/13/chartex" xmlns:cx8="http://schemas.microsoft.com/office/drawing/2016/5/14/chartex" xmlns:mc="http://schemas.openxmlformats.org/markup-compatibility/2006" xmlns:aink="http://schemas.microsoft.com/office/drawing/2016/ink" xmlns:am3d="http://schemas.microsoft.com/office/drawing/2017/model3d" xmlns:o="urn:schemas-microsoft-com:office:office" xmlns:oel="http://schemas.microsoft.com/office/2019/extlst" xmlns:r="http://schemas.openxmlformats.org/officeDocument/2006/relationships" xmlns:m="http://schemas.openxmlformats.org/officeDocument/2006/math" xmlns:v="urn:schemas-microsoft-com:vml" xmlns:wp14="http://schemas.microsoft.com/office/word/2010/wordprocessingDrawing" xmlns:wp="http://schemas.openxmlformats.org/drawingml/2006/wordprocessingDrawing" xmlns:w10="urn:schemas-microsoft-com:office:word" xmlns:w="http://schemas.openxmlformats.org/wordprocessingml/2006/main" xmlns:w14="http://schemas.microsoft.com/office/word/2010/wordml" xmlns:w15="http://schemas.microsoft.com/office/word/2012/wordml" xmlns:w16cex="http://schemas.microsoft.com/office/word/2018/wordml/cex" xmlns:w16cid="http://schemas.microsoft.com/office/word/2016/wordml/cid" xmlns:w16="http://schemas.microsoft.com/office/word/2018/wordml" xmlns:w16du="http://schemas.microsoft.com/office/word/2023/wordml/word16du" xmlns:w16sdtdh="http://schemas.microsoft.com/office/word/2020/wordml/sdtdatahash" xmlns:w16sdtfl="http://schemas.microsoft.com/office/word/2024/wordml/sdtformatlock" xmlns:w16se="http://schemas.microsoft.com/office/word/2015/wordml/symex" xmlns:wpg="http://schemas.microsoft.com/office/word/2010/wordprocessingGroup" xmlns:wpi="http://schemas.microsoft.com/office/word/2010/wordprocessingInk" xmlns:wne="http://schemas.microsoft.com/office/word/2006/wordml" xmlns:wps="http://schemas.microsoft.com/office/word/2010/wordprocessingShape" mc:Ignorable="w14 w15 w16se w16cid w16 w16cex w16sdtdh w16sdtfl w16du wp14">
+<w:document xmlns:wpc="http://schemas.microsoft.com/office/word/2010/wordprocessingCanvas" xmlns:cx="http://schemas.microsoft.com/office/drawing/2014/chartex" xmlns:cx1="http://schemas.microsoft.com/office/drawing/2015/9/8/chartex" xmlns:cx2="http://schemas.microsoft.com/office/drawing/2015/10/21/chartex" xmlns:cx3="http://schemas.microsoft.com/office/drawing/2016/5/9/chartex" xmlns:cx4="http://schemas.microsoft.com/office/drawing/2016/5/10/chartex" xmlns:cx5="http://schemas.microsoft.com/office/drawing/2016/5/11/chartex" xmlns:cx6="http://schemas.microsoft.com/office/drawing/2016/5/12/chartex" xmlns:cx7="http://schemas.microsoft.com/office/drawing/2016/5/13/chartex" xmlns:cx8="http://schemas.microsoft.com/office/drawing/2016/5/14/chartex" xmlns:mc="http://schemas.openxmlformats.org/markup-compatibility/2006" xmlns:aink="http://schemas.microsoft.com/office/drawing/2016/ink" xmlns:am3d="http://schemas.microsoft.com/office/drawing/2017/model3d" xmlns:o="urn:schemas-microsoft-com:office:office" xmlns:oel="http://schemas.microsoft.com/office/2019/extlst" xmlns:r="http://schemas.openxmlformats.org/officeDocument/2006/relationships" xmlns:m="http://schemas.openxmlformats.org/officeDocument/2006/math" xmlns:v="urn:schemas-microsoft-com:vml" xmlns:wp14="http://schemas.microsoft.com/office/word/2010/wordprocessingDrawing" xmlns:wp="http://schemas.openxmlformats.org/drawingml/2006/wordprocessingDrawing" xmlns:w10="urn:schemas-microsoft-com:office:word" xmlns:w="http://schemas.openxmlformats.org/wordprocessingml/2006/main" xmlns:w14="http://schemas.microsoft.com/office/word/2010/wordml" xmlns:w15="http://schemas.microsoft.com/office/word/2012/wordml" xmlns:w16cex="http://schemas.microsoft.com/office/word/2018/wordml/cex" xmlns:w16cid="http://schemas.microsoft.com/office/word/2016/wordml/cid" xmlns:w16="http://schemas.microsoft.com/office/word/2018/wordml" xmlns:w16du="http://schemas.microsoft.com/office/word/2023/wordml/word16du" xmlns:w16sdtdh="http://schemas.microsoft.com/office/word/2020/wordml/sdtdatahash" xmlns:w16sdtfl="http://schemas.microsoft.com/office/word/2024/wordml/sdtformatlock" xmlns:w16se="http://schemas.microsoft.com/office/word/2015/wordml/symex" xmlns:wpg="http://schemas.microsoft.com/office/word/2010/wordprocessingGroup" xmlns:wpi="http://schemas.microsoft.com/office/word/2010/wordprocessingInk" xmlns:wne="http://schemas.microsoft.com/office/word/2006/wordml" xmlns:wps="http://schemas.microsoft.com/office/word/2010/wordprocessingShape" xmlns:a="http://schemas.openxmlformats.org/drawingml/2006/main" xmlns:pic="http://schemas.openxmlformats.org/drawingml/2006/picture" xmlns:a14="http://schemas.microsoft.com/office/drawing/2010/main" mc:Ignorable="w14 w15 w16se w16cid w16 w16cex w16sdtdh w16sdtfl w16du wp14">
   <w:body>
     <w:tbl>
       <w:tblPr>
@@ -48,7 +48,7 @@
                           <pic:cNvPicPr/>
                         </pic:nvPicPr>
                         <pic:blipFill>
-                          <a:blip r:embed="rId5">
+                          <a:blip r:embed="rId4">
                             <a:extLst>
                               <a:ext uri="{28A0092B-C50C-407E-A947-70E740481C1C}">
                                 <a14:useLocalDpi xmlns:a14="http://schemas.microsoft.com/office/drawing/2010/main"/>
@@ -91,7 +91,7 @@
             </w:pPr>
             <w:r>
               <w:rPr>
-                <w:rFonts w:ascii="Tahoma" w:eastAsia="Tahoma" w:hAnsi="Tahoma" w:cs="Tahoma"/>
+                <w:rFonts w:ascii="Tahoma" w:hAnsi="Tahoma" w:eastAsia="Tahoma" w:cs="Tahoma"/>
                 <w:b/>
                 <w:bCs/>
                 <w:sz w:val="28"/>
@@ -103,13 +103,13 @@
           <w:p>
             <w:pPr>
               <w:pBdr>
-                <w:top w:val="single" w:sz="8" w:space="1" w:color="000000"/>
+                <w:top w:val="single" w:color="000000" w:sz="8" w:space="1"/>
               </w:pBdr>
               <w:spacing w:after="0"/>
             </w:pPr>
             <w:r>
               <w:rPr>
-                <w:rFonts w:ascii="Tahoma" w:eastAsia="Tahoma" w:hAnsi="Tahoma" w:cs="Tahoma"/>
+                <w:rFonts w:ascii="Tahoma" w:hAnsi="Tahoma" w:eastAsia="Tahoma" w:cs="Tahoma"/>
                 <w:sz w:val="20"/>
                 <w:szCs w:val="20"/>
               </w:rPr>
@@ -120,7 +120,7 @@
             </w:r>
             <w:r>
               <w:rPr>
-                <w:rFonts w:ascii="Tahoma" w:eastAsia="Tahoma" w:hAnsi="Tahoma" w:cs="Tahoma"/>
+                <w:rFonts w:ascii="Tahoma" w:hAnsi="Tahoma" w:eastAsia="Tahoma" w:cs="Tahoma"/>
                 <w:sz w:val="20"/>
                 <w:szCs w:val="20"/>
               </w:rPr>
@@ -137,7 +137,7 @@
       </w:pPr>
       <w:r>
         <w:rPr>
-          <w:rFonts w:ascii="Tahoma" w:eastAsia="Tahoma" w:hAnsi="Tahoma" w:cs="Tahoma"/>
+          <w:rFonts w:ascii="Tahoma" w:hAnsi="Tahoma" w:eastAsia="Tahoma" w:cs="Tahoma"/>
           <w:sz w:val="20"/>
           <w:szCs w:val="20"/>
         </w:rPr>
@@ -165,8 +165,8 @@
             <w:tcW w:w="4580" w:type="dxa"/>
             <w:gridSpan w:val="2"/>
             <w:tcBorders>
-              <w:top w:val="single" w:sz="8" w:space="0" w:color="000000" w:themeColor="text1"/>
-              <w:left w:val="single" w:sz="8" w:space="0" w:color="000000" w:themeColor="text1"/>
+              <w:top w:val="single" w:color="000000" w:themeColor="text1" w:sz="8" w:space="0"/>
+              <w:left w:val="single" w:color="000000" w:themeColor="text1" w:sz="8" w:space="0"/>
               <w:bottom w:val="nil"/>
               <w:right w:val="nil"/>
             </w:tcBorders>
@@ -184,7 +184,7 @@
             </w:pPr>
             <w:r>
               <w:rPr>
-                <w:rFonts w:ascii="Tahoma" w:eastAsia="Tahoma" w:hAnsi="Tahoma" w:cs="Tahoma"/>
+                <w:rFonts w:ascii="Tahoma" w:hAnsi="Tahoma" w:eastAsia="Tahoma" w:cs="Tahoma"/>
                 <w:b/>
                 <w:bCs/>
                 <w:color w:val="000000" w:themeColor="text1"/>
@@ -200,10 +200,10 @@
             <w:tcW w:w="4412" w:type="dxa"/>
             <w:gridSpan w:val="2"/>
             <w:tcBorders>
-              <w:top w:val="single" w:sz="8" w:space="0" w:color="000000" w:themeColor="text1"/>
-              <w:left w:val="single" w:sz="8" w:space="0" w:color="000000" w:themeColor="text1"/>
+              <w:top w:val="single" w:color="000000" w:themeColor="text1" w:sz="8" w:space="0"/>
+              <w:left w:val="single" w:color="000000" w:themeColor="text1" w:sz="8" w:space="0"/>
               <w:bottom w:val="nil"/>
-              <w:right w:val="single" w:sz="8" w:space="0" w:color="000000" w:themeColor="text1"/>
+              <w:right w:val="single" w:color="000000" w:themeColor="text1" w:sz="8" w:space="0"/>
             </w:tcBorders>
             <w:shd w:val="clear" w:color="auto" w:fill="E6E6FF"/>
             <w:tcMar>
@@ -219,7 +219,7 @@
             </w:pPr>
             <w:r>
               <w:rPr>
-                <w:rFonts w:ascii="Tahoma" w:eastAsia="Tahoma" w:hAnsi="Tahoma" w:cs="Tahoma"/>
+                <w:rFonts w:ascii="Tahoma" w:hAnsi="Tahoma" w:eastAsia="Tahoma" w:cs="Tahoma"/>
                 <w:b/>
                 <w:bCs/>
                 <w:color w:val="000000" w:themeColor="text1"/>
@@ -240,7 +240,7 @@
             <w:tcW w:w="825" w:type="dxa"/>
             <w:tcBorders>
               <w:top w:val="nil"/>
-              <w:left w:val="single" w:sz="8" w:space="0" w:color="000000" w:themeColor="text1"/>
+              <w:left w:val="single" w:color="000000" w:themeColor="text1" w:sz="8" w:space="0"/>
               <w:bottom w:val="nil"/>
               <w:right w:val="nil"/>
             </w:tcBorders>
@@ -259,7 +259,7 @@
             </w:pPr>
             <w:r>
               <w:rPr>
-                <w:rFonts w:ascii="Tahoma" w:eastAsia="Tahoma" w:hAnsi="Tahoma" w:cs="Tahoma"/>
+                <w:rFonts w:ascii="Tahoma" w:hAnsi="Tahoma" w:eastAsia="Tahoma" w:cs="Tahoma"/>
                 <w:color w:val="000000" w:themeColor="text1"/>
                 <w:sz w:val="20"/>
                 <w:szCs w:val="20"/>
@@ -272,10 +272,10 @@
           <w:tcPr>
             <w:tcW w:w="3755" w:type="dxa"/>
             <w:tcBorders>
-              <w:top w:val="single" w:sz="8" w:space="0" w:color="000000" w:themeColor="text1"/>
-              <w:left w:val="single" w:sz="8" w:space="0" w:color="000000" w:themeColor="text1"/>
-              <w:bottom w:val="single" w:sz="8" w:space="0" w:color="000000" w:themeColor="text1"/>
-              <w:right w:val="single" w:sz="8" w:space="0" w:color="000000" w:themeColor="text1"/>
+              <w:top w:val="single" w:color="000000" w:themeColor="text1" w:sz="8" w:space="0"/>
+              <w:left w:val="single" w:color="000000" w:themeColor="text1" w:sz="8" w:space="0"/>
+              <w:bottom w:val="single" w:color="000000" w:themeColor="text1" w:sz="8" w:space="0"/>
+              <w:right w:val="single" w:color="000000" w:themeColor="text1" w:sz="8" w:space="0"/>
             </w:tcBorders>
             <w:tcMar>
               <w:top w:w="55" w:type="dxa"/>
@@ -290,7 +290,7 @@
             </w:pPr>
             <w:r>
               <w:rPr>
-                <w:rFonts w:ascii="Tahoma" w:eastAsia="Tahoma" w:hAnsi="Tahoma" w:cs="Tahoma"/>
+                <w:rFonts w:ascii="Tahoma" w:hAnsi="Tahoma" w:eastAsia="Tahoma" w:cs="Tahoma"/>
               </w:rPr>
               <w:t>1</w:t>
             </w:r>
@@ -301,8 +301,8 @@
             <w:tcW w:w="781" w:type="dxa"/>
             <w:tcBorders>
               <w:top w:val="nil"/>
-              <w:left w:val="single" w:sz="8" w:space="0" w:color="000000" w:themeColor="text1"/>
-              <w:bottom w:val="single" w:sz="8" w:space="0" w:color="000000" w:themeColor="text1"/>
+              <w:left w:val="single" w:color="000000" w:themeColor="text1" w:sz="8" w:space="0"/>
+              <w:bottom w:val="single" w:color="000000" w:themeColor="text1" w:sz="8" w:space="0"/>
               <w:right w:val="nil"/>
             </w:tcBorders>
             <w:shd w:val="clear" w:color="auto" w:fill="E6E6FF"/>
@@ -319,7 +319,7 @@
             </w:pPr>
             <w:r>
               <w:rPr>
-                <w:rFonts w:ascii="Tahoma" w:eastAsia="Tahoma" w:hAnsi="Tahoma" w:cs="Tahoma"/>
+                <w:rFonts w:ascii="Tahoma" w:hAnsi="Tahoma" w:eastAsia="Tahoma" w:cs="Tahoma"/>
                 <w:i/>
                 <w:iCs/>
                 <w:sz w:val="20"/>
@@ -333,10 +333,10 @@
           <w:tcPr>
             <w:tcW w:w="3631" w:type="dxa"/>
             <w:tcBorders>
-              <w:top w:val="single" w:sz="8" w:space="0" w:color="000000" w:themeColor="text1"/>
-              <w:left w:val="single" w:sz="8" w:space="0" w:color="000000" w:themeColor="text1"/>
-              <w:bottom w:val="single" w:sz="8" w:space="0" w:color="000000" w:themeColor="text1"/>
-              <w:right w:val="single" w:sz="8" w:space="0" w:color="000000" w:themeColor="text1"/>
+              <w:top w:val="single" w:color="000000" w:themeColor="text1" w:sz="8" w:space="0"/>
+              <w:left w:val="single" w:color="000000" w:themeColor="text1" w:sz="8" w:space="0"/>
+              <w:bottom w:val="single" w:color="000000" w:themeColor="text1" w:sz="8" w:space="0"/>
+              <w:right w:val="single" w:color="000000" w:themeColor="text1" w:sz="8" w:space="0"/>
             </w:tcBorders>
             <w:tcMar>
               <w:top w:w="55" w:type="dxa"/>
@@ -351,7 +351,7 @@
             </w:pPr>
             <w:r>
               <w:rPr>
-                <w:rFonts w:ascii="Tahoma" w:eastAsia="Tahoma" w:hAnsi="Tahoma" w:cs="Tahoma"/>
+                <w:rFonts w:ascii="Tahoma" w:hAnsi="Tahoma" w:eastAsia="Tahoma" w:cs="Tahoma"/>
                 <w:b/>
                 <w:bCs/>
                 <w:i/>
@@ -368,7 +368,7 @@
             </w:pPr>
             <w:r>
               <w:rPr>
-                <w:rFonts w:ascii="Tahoma" w:eastAsia="Tahoma" w:hAnsi="Tahoma" w:cs="Tahoma"/>
+                <w:rFonts w:ascii="Tahoma" w:hAnsi="Tahoma" w:eastAsia="Tahoma" w:cs="Tahoma"/>
                 <w:sz w:val="20"/>
                 <w:szCs w:val="20"/>
               </w:rPr>
@@ -381,7 +381,7 @@
             </w:pPr>
             <w:r>
               <w:rPr>
-                <w:rFonts w:ascii="Tahoma" w:eastAsia="Tahoma" w:hAnsi="Tahoma" w:cs="Tahoma"/>
+                <w:rFonts w:ascii="Tahoma" w:hAnsi="Tahoma" w:eastAsia="Tahoma" w:cs="Tahoma"/>
                 <w:sz w:val="20"/>
                 <w:szCs w:val="20"/>
               </w:rPr>
@@ -394,7 +394,7 @@
             </w:pPr>
             <w:r>
               <w:rPr>
-                <w:rFonts w:ascii="Tahoma" w:eastAsia="Tahoma" w:hAnsi="Tahoma" w:cs="Tahoma"/>
+                <w:rFonts w:ascii="Tahoma" w:hAnsi="Tahoma" w:eastAsia="Tahoma" w:cs="Tahoma"/>
                 <w:sz w:val="20"/>
                 <w:szCs w:val="20"/>
               </w:rPr>
@@ -407,7 +407,7 @@
             </w:pPr>
             <w:r>
               <w:rPr>
-                <w:rFonts w:ascii="Tahoma" w:eastAsia="Tahoma" w:hAnsi="Tahoma" w:cs="Tahoma"/>
+                <w:rFonts w:ascii="Tahoma" w:hAnsi="Tahoma" w:eastAsia="Tahoma" w:cs="Tahoma"/>
                 <w:sz w:val="20"/>
                 <w:szCs w:val="20"/>
               </w:rPr>
@@ -420,7 +420,7 @@
             </w:pPr>
             <w:r>
               <w:rPr>
-                <w:rFonts w:ascii="Tahoma" w:eastAsia="Tahoma" w:hAnsi="Tahoma" w:cs="Tahoma"/>
+                <w:rFonts w:ascii="Tahoma" w:hAnsi="Tahoma" w:eastAsia="Tahoma" w:cs="Tahoma"/>
                 <w:i/>
                 <w:iCs/>
                 <w:sz w:val="20"/>
@@ -435,7 +435,7 @@
             </w:pPr>
             <w:r>
               <w:rPr>
-                <w:rFonts w:ascii="Tahoma" w:eastAsia="Tahoma" w:hAnsi="Tahoma" w:cs="Tahoma"/>
+                <w:rFonts w:ascii="Tahoma" w:hAnsi="Tahoma" w:eastAsia="Tahoma" w:cs="Tahoma"/>
                 <w:i/>
                 <w:iCs/>
                 <w:sz w:val="20"/>
@@ -455,8 +455,8 @@
             <w:tcW w:w="825" w:type="dxa"/>
             <w:tcBorders>
               <w:top w:val="nil"/>
-              <w:left w:val="single" w:sz="8" w:space="0" w:color="000000" w:themeColor="text1"/>
-              <w:bottom w:val="single" w:sz="8" w:space="0" w:color="000000" w:themeColor="text1"/>
+              <w:left w:val="single" w:color="000000" w:themeColor="text1" w:sz="8" w:space="0"/>
+              <w:bottom w:val="single" w:color="000000" w:themeColor="text1" w:sz="8" w:space="0"/>
               <w:right w:val="nil"/>
             </w:tcBorders>
             <w:shd w:val="clear" w:color="auto" w:fill="CCCCCC"/>
@@ -474,7 +474,7 @@
             </w:pPr>
             <w:r>
               <w:rPr>
-                <w:rFonts w:ascii="Tahoma" w:eastAsia="Tahoma" w:hAnsi="Tahoma" w:cs="Tahoma"/>
+                <w:rFonts w:ascii="Tahoma" w:hAnsi="Tahoma" w:eastAsia="Tahoma" w:cs="Tahoma"/>
                 <w:color w:val="000000" w:themeColor="text1"/>
                 <w:sz w:val="20"/>
                 <w:szCs w:val="20"/>
@@ -487,10 +487,10 @@
           <w:tcPr>
             <w:tcW w:w="3755" w:type="dxa"/>
             <w:tcBorders>
-              <w:top w:val="single" w:sz="8" w:space="0" w:color="000000" w:themeColor="text1"/>
-              <w:left w:val="single" w:sz="8" w:space="0" w:color="000000" w:themeColor="text1"/>
-              <w:bottom w:val="single" w:sz="8" w:space="0" w:color="000000" w:themeColor="text1"/>
-              <w:right w:val="single" w:sz="8" w:space="0" w:color="000000" w:themeColor="text1"/>
+              <w:top w:val="single" w:color="000000" w:themeColor="text1" w:sz="8" w:space="0"/>
+              <w:left w:val="single" w:color="000000" w:themeColor="text1" w:sz="8" w:space="0"/>
+              <w:bottom w:val="single" w:color="000000" w:themeColor="text1" w:sz="8" w:space="0"/>
+              <w:right w:val="single" w:color="000000" w:themeColor="text1" w:sz="8" w:space="0"/>
             </w:tcBorders>
             <w:tcMar>
               <w:top w:w="55" w:type="dxa"/>
@@ -505,7 +505,7 @@
             </w:pPr>
             <w:r>
               <w:rPr>
-                <w:rFonts w:ascii="Tahoma" w:eastAsia="Tahoma" w:hAnsi="Tahoma" w:cs="Tahoma"/>
+                <w:rFonts w:ascii="Tahoma" w:hAnsi="Tahoma" w:eastAsia="Tahoma" w:cs="Tahoma"/>
               </w:rPr>
               <w:t>Rauchmelder</w:t>
             </w:r>
@@ -515,7 +515,7 @@
           <w:tcPr>
             <w:tcW w:w="781" w:type="dxa"/>
             <w:tcBorders>
-              <w:left w:val="single" w:sz="0" w:space="0" w:color="000000" w:themeColor="text1"/>
+              <w:left w:val="single" w:color="000000" w:themeColor="text1" w:sz="0" w:space="0"/>
             </w:tcBorders>
             <w:vAlign w:val="center"/>
           </w:tcPr>
@@ -525,8 +525,8 @@
           <w:tcPr>
             <w:tcW w:w="3631" w:type="dxa"/>
             <w:tcBorders>
-              <w:left w:val="single" w:sz="0" w:space="0" w:color="000000" w:themeColor="text1"/>
-              <w:right w:val="single" w:sz="0" w:space="0" w:color="000000" w:themeColor="text1"/>
+              <w:left w:val="single" w:color="000000" w:themeColor="text1" w:sz="0" w:space="0"/>
+              <w:right w:val="single" w:color="000000" w:themeColor="text1" w:sz="0" w:space="0"/>
             </w:tcBorders>
             <w:vAlign w:val="center"/>
           </w:tcPr>
@@ -542,8 +542,8 @@
             <w:tcW w:w="4580" w:type="dxa"/>
             <w:gridSpan w:val="2"/>
             <w:tcBorders>
-              <w:top w:val="single" w:sz="8" w:space="0" w:color="000000" w:themeColor="text1"/>
-              <w:left w:val="single" w:sz="8" w:space="0" w:color="000000" w:themeColor="text1"/>
+              <w:top w:val="single" w:color="000000" w:themeColor="text1" w:sz="8" w:space="0"/>
+              <w:left w:val="single" w:color="000000" w:themeColor="text1" w:sz="8" w:space="0"/>
               <w:bottom w:val="nil"/>
               <w:right w:val="nil"/>
             </w:tcBorders>
@@ -561,7 +561,7 @@
             </w:pPr>
             <w:r>
               <w:rPr>
-                <w:rFonts w:ascii="Tahoma" w:eastAsia="Tahoma" w:hAnsi="Tahoma" w:cs="Tahoma"/>
+                <w:rFonts w:ascii="Tahoma" w:hAnsi="Tahoma" w:eastAsia="Tahoma" w:cs="Tahoma"/>
                 <w:b/>
                 <w:bCs/>
                 <w:color w:val="000000" w:themeColor="text1"/>
@@ -576,7 +576,7 @@
           <w:tcPr>
             <w:tcW w:w="781" w:type="dxa"/>
             <w:tcBorders>
-              <w:left w:val="single" w:sz="0" w:space="0" w:color="000000" w:themeColor="text1"/>
+              <w:left w:val="single" w:color="000000" w:themeColor="text1" w:sz="0" w:space="0"/>
             </w:tcBorders>
             <w:vAlign w:val="center"/>
           </w:tcPr>
@@ -586,8 +586,8 @@
           <w:tcPr>
             <w:tcW w:w="3631" w:type="dxa"/>
             <w:tcBorders>
-              <w:left w:val="single" w:sz="0" w:space="0" w:color="000000" w:themeColor="text1"/>
-              <w:right w:val="single" w:sz="0" w:space="0" w:color="000000" w:themeColor="text1"/>
+              <w:left w:val="single" w:color="000000" w:themeColor="text1" w:sz="0" w:space="0"/>
+              <w:right w:val="single" w:color="000000" w:themeColor="text1" w:sz="0" w:space="0"/>
             </w:tcBorders>
             <w:vAlign w:val="center"/>
           </w:tcPr>
@@ -603,7 +603,7 @@
             <w:tcW w:w="825" w:type="dxa"/>
             <w:tcBorders>
               <w:top w:val="nil"/>
-              <w:left w:val="single" w:sz="8" w:space="0" w:color="000000" w:themeColor="text1"/>
+              <w:left w:val="single" w:color="000000" w:themeColor="text1" w:sz="8" w:space="0"/>
               <w:bottom w:val="nil"/>
               <w:right w:val="nil"/>
             </w:tcBorders>
@@ -622,7 +622,7 @@
             </w:pPr>
             <w:r>
               <w:rPr>
-                <w:rFonts w:ascii="Tahoma" w:eastAsia="Tahoma" w:hAnsi="Tahoma" w:cs="Tahoma"/>
+                <w:rFonts w:ascii="Tahoma" w:hAnsi="Tahoma" w:eastAsia="Tahoma" w:cs="Tahoma"/>
                 <w:color w:val="000000" w:themeColor="text1"/>
                 <w:sz w:val="20"/>
                 <w:szCs w:val="20"/>
@@ -635,10 +635,10 @@
           <w:tcPr>
             <w:tcW w:w="3755" w:type="dxa"/>
             <w:tcBorders>
-              <w:top w:val="single" w:sz="8" w:space="0" w:color="000000" w:themeColor="text1"/>
-              <w:left w:val="single" w:sz="8" w:space="0" w:color="000000" w:themeColor="text1"/>
-              <w:bottom w:val="single" w:sz="8" w:space="0" w:color="000000" w:themeColor="text1"/>
-              <w:right w:val="single" w:sz="8" w:space="0" w:color="000000" w:themeColor="text1"/>
+              <w:top w:val="single" w:color="000000" w:themeColor="text1" w:sz="8" w:space="0"/>
+              <w:left w:val="single" w:color="000000" w:themeColor="text1" w:sz="8" w:space="0"/>
+              <w:bottom w:val="single" w:color="000000" w:themeColor="text1" w:sz="8" w:space="0"/>
+              <w:right w:val="single" w:color="000000" w:themeColor="text1" w:sz="8" w:space="0"/>
             </w:tcBorders>
             <w:tcMar>
               <w:top w:w="55" w:type="dxa"/>
@@ -653,7 +653,7 @@
             </w:pPr>
             <w:r>
               <w:rPr>
-                <w:rFonts w:ascii="Tahoma" w:eastAsia="Tahoma" w:hAnsi="Tahoma" w:cs="Tahoma"/>
+                <w:rFonts w:ascii="Tahoma" w:hAnsi="Tahoma" w:eastAsia="Tahoma" w:cs="Tahoma"/>
               </w:rPr>
               <w:t>1</w:t>
             </w:r>
@@ -663,7 +663,7 @@
           <w:tcPr>
             <w:tcW w:w="781" w:type="dxa"/>
             <w:tcBorders>
-              <w:left w:val="single" w:sz="0" w:space="0" w:color="000000" w:themeColor="text1"/>
+              <w:left w:val="single" w:color="000000" w:themeColor="text1" w:sz="0" w:space="0"/>
             </w:tcBorders>
             <w:vAlign w:val="center"/>
           </w:tcPr>
@@ -673,8 +673,8 @@
           <w:tcPr>
             <w:tcW w:w="3631" w:type="dxa"/>
             <w:tcBorders>
-              <w:left w:val="single" w:sz="0" w:space="0" w:color="000000" w:themeColor="text1"/>
-              <w:right w:val="single" w:sz="0" w:space="0" w:color="000000" w:themeColor="text1"/>
+              <w:left w:val="single" w:color="000000" w:themeColor="text1" w:sz="0" w:space="0"/>
+              <w:right w:val="single" w:color="000000" w:themeColor="text1" w:sz="0" w:space="0"/>
             </w:tcBorders>
             <w:vAlign w:val="center"/>
           </w:tcPr>
@@ -690,8 +690,8 @@
             <w:tcW w:w="825" w:type="dxa"/>
             <w:tcBorders>
               <w:top w:val="nil"/>
-              <w:left w:val="single" w:sz="8" w:space="0" w:color="000000" w:themeColor="text1"/>
-              <w:bottom w:val="single" w:sz="8" w:space="0" w:color="000000" w:themeColor="text1"/>
+              <w:left w:val="single" w:color="000000" w:themeColor="text1" w:sz="8" w:space="0"/>
+              <w:bottom w:val="single" w:color="000000" w:themeColor="text1" w:sz="8" w:space="0"/>
               <w:right w:val="nil"/>
             </w:tcBorders>
             <w:shd w:val="clear" w:color="auto" w:fill="E6E6E6"/>
@@ -709,7 +709,7 @@
             </w:pPr>
             <w:r>
               <w:rPr>
-                <w:rFonts w:ascii="Tahoma" w:eastAsia="Tahoma" w:hAnsi="Tahoma" w:cs="Tahoma"/>
+                <w:rFonts w:ascii="Tahoma" w:hAnsi="Tahoma" w:eastAsia="Tahoma" w:cs="Tahoma"/>
                 <w:color w:val="000000" w:themeColor="text1"/>
                 <w:sz w:val="20"/>
                 <w:szCs w:val="20"/>
@@ -722,10 +722,10 @@
           <w:tcPr>
             <w:tcW w:w="3755" w:type="dxa"/>
             <w:tcBorders>
-              <w:top w:val="single" w:sz="8" w:space="0" w:color="000000" w:themeColor="text1"/>
-              <w:left w:val="single" w:sz="8" w:space="0" w:color="000000" w:themeColor="text1"/>
-              <w:bottom w:val="single" w:sz="8" w:space="0" w:color="000000" w:themeColor="text1"/>
-              <w:right w:val="single" w:sz="8" w:space="0" w:color="000000" w:themeColor="text1"/>
+              <w:top w:val="single" w:color="000000" w:themeColor="text1" w:sz="8" w:space="0"/>
+              <w:left w:val="single" w:color="000000" w:themeColor="text1" w:sz="8" w:space="0"/>
+              <w:bottom w:val="single" w:color="000000" w:themeColor="text1" w:sz="8" w:space="0"/>
+              <w:right w:val="single" w:color="000000" w:themeColor="text1" w:sz="8" w:space="0"/>
             </w:tcBorders>
             <w:tcMar>
               <w:top w:w="55" w:type="dxa"/>
@@ -738,30 +738,18 @@
             <w:pPr>
               <w:spacing w:after="0"/>
               <w:rPr>
-                <w:rFonts w:ascii="Tahoma" w:eastAsia="Tahoma" w:hAnsi="Tahoma" w:cs="Tahoma"/>
-              </w:rPr>
-            </w:pPr>
-            <w:r>
-              <w:rPr>
-                <w:rFonts w:ascii="Tahoma" w:eastAsia="Tahoma" w:hAnsi="Tahoma" w:cs="Tahoma"/>
-              </w:rPr>
-              <w:t>Produkt</w:t>
-            </w:r>
-            <w:r>
-              <w:rPr>
-                <w:rFonts w:ascii="Tahoma" w:eastAsia="Tahoma" w:hAnsi="Tahoma" w:cs="Tahoma"/>
-              </w:rPr>
-              <w:t>-</w:t>
-            </w:r>
-            <w:r>
-              <w:rPr>
-                <w:rFonts w:ascii="Tahoma" w:eastAsia="Tahoma" w:hAnsi="Tahoma" w:cs="Tahoma"/>
-              </w:rPr>
-              <w:t xml:space="preserve"> und </w:t>
-            </w:r>
-            <w:r>
-              <w:rPr>
-                <w:rFonts w:ascii="Tahoma" w:eastAsia="Tahoma" w:hAnsi="Tahoma" w:cs="Tahoma"/>
+                <w:rFonts w:ascii="Tahoma" w:hAnsi="Tahoma" w:eastAsia="Tahoma" w:cs="Tahoma"/>
+              </w:rPr>
+            </w:pPr>
+            <w:r>
+              <w:rPr>
+                <w:rFonts w:ascii="Tahoma" w:hAnsi="Tahoma" w:eastAsia="Tahoma" w:cs="Tahoma"/>
+              </w:rPr>
+              <w:t xml:space="preserve">Produkt- und </w:t>
+            </w:r>
+            <w:r>
+              <w:rPr>
+                <w:rFonts w:ascii="Tahoma" w:hAnsi="Tahoma" w:eastAsia="Tahoma" w:cs="Tahoma"/>
               </w:rPr>
               <w:t>Objektstrukturplan</w:t>
             </w:r>
@@ -771,8 +759,8 @@
           <w:tcPr>
             <w:tcW w:w="781" w:type="dxa"/>
             <w:tcBorders>
-              <w:left w:val="single" w:sz="0" w:space="0" w:color="000000" w:themeColor="text1"/>
-              <w:bottom w:val="single" w:sz="0" w:space="0" w:color="000000" w:themeColor="text1"/>
+              <w:left w:val="single" w:color="000000" w:themeColor="text1" w:sz="0" w:space="0"/>
+              <w:bottom w:val="single" w:color="000000" w:themeColor="text1" w:sz="0" w:space="0"/>
             </w:tcBorders>
             <w:vAlign w:val="center"/>
           </w:tcPr>
@@ -782,10 +770,10 @@
           <w:tcPr>
             <w:tcW w:w="3631" w:type="dxa"/>
             <w:tcBorders>
-              <w:top w:val="single" w:sz="0" w:space="0" w:color="000000" w:themeColor="text1"/>
-              <w:left w:val="single" w:sz="0" w:space="0" w:color="000000" w:themeColor="text1"/>
-              <w:bottom w:val="single" w:sz="0" w:space="0" w:color="000000" w:themeColor="text1"/>
-              <w:right w:val="single" w:sz="0" w:space="0" w:color="000000" w:themeColor="text1"/>
+              <w:top w:val="single" w:color="000000" w:themeColor="text1" w:sz="0" w:space="0"/>
+              <w:left w:val="single" w:color="000000" w:themeColor="text1" w:sz="0" w:space="0"/>
+              <w:bottom w:val="single" w:color="000000" w:themeColor="text1" w:sz="0" w:space="0"/>
+              <w:right w:val="single" w:color="000000" w:themeColor="text1" w:sz="0" w:space="0"/>
             </w:tcBorders>
             <w:vAlign w:val="center"/>
           </w:tcPr>
@@ -824,23 +812,23 @@
     </w:p>
     <w:tbl>
       <w:tblPr>
-        <w:tblW w:w="9622" w:type="dxa"/>
+        <w:tblW w:w="10349" w:type="dxa"/>
         <w:tblBorders>
-          <w:top w:val="single" w:sz="12" w:space="0" w:color="000000" w:themeColor="text1"/>
-          <w:left w:val="single" w:sz="12" w:space="0" w:color="000000" w:themeColor="text1"/>
-          <w:bottom w:val="single" w:sz="12" w:space="0" w:color="000000" w:themeColor="text1"/>
-          <w:right w:val="single" w:sz="12" w:space="0" w:color="000000" w:themeColor="text1"/>
-          <w:insideH w:val="single" w:sz="12" w:space="0" w:color="000000" w:themeColor="text1"/>
-          <w:insideV w:val="single" w:sz="12" w:space="0" w:color="000000" w:themeColor="text1"/>
+          <w:top w:val="single" w:color="000000" w:themeColor="text1" w:sz="12" w:space="0"/>
+          <w:left w:val="single" w:color="000000" w:themeColor="text1" w:sz="12" w:space="0"/>
+          <w:bottom w:val="single" w:color="000000" w:themeColor="text1" w:sz="12" w:space="0"/>
+          <w:right w:val="single" w:color="000000" w:themeColor="text1" w:sz="12" w:space="0"/>
+          <w:insideH w:val="single" w:color="000000" w:themeColor="text1" w:sz="12" w:space="0"/>
+          <w:insideV w:val="single" w:color="000000" w:themeColor="text1" w:sz="12" w:space="0"/>
         </w:tblBorders>
         <w:tblLook w:val="06A0" w:firstRow="1" w:lastRow="0" w:firstColumn="1" w:lastColumn="0" w:noHBand="1" w:noVBand="1"/>
       </w:tblPr>
       <w:tblGrid>
-        <w:gridCol w:w="1670"/>
-        <w:gridCol w:w="2132"/>
-        <w:gridCol w:w="2494"/>
-        <w:gridCol w:w="2413"/>
-        <w:gridCol w:w="1917"/>
+        <w:gridCol w:w="1860"/>
+        <w:gridCol w:w="1770"/>
+        <w:gridCol w:w="2371"/>
+        <w:gridCol w:w="2278"/>
+        <w:gridCol w:w="2070"/>
       </w:tblGrid>
       <w:tr>
         <w:trPr>
@@ -848,7 +836,8 @@
         </w:trPr>
         <w:tc>
           <w:tcPr>
-            <w:tcW w:w="1830" w:type="dxa"/>
+            <w:tcW w:w="1860" w:type="dxa"/>
+            <w:tcMar/>
           </w:tcPr>
           <w:p>
             <w:pPr>
@@ -866,7 +855,8 @@
         </w:tc>
         <w:tc>
           <w:tcPr>
-            <w:tcW w:w="1387" w:type="dxa"/>
+            <w:tcW w:w="1770" w:type="dxa"/>
+            <w:tcMar/>
           </w:tcPr>
           <w:p>
             <w:pPr>
@@ -884,7 +874,8 @@
         </w:tc>
         <w:tc>
           <w:tcPr>
-            <w:tcW w:w="1830" w:type="dxa"/>
+            <w:tcW w:w="2371" w:type="dxa"/>
+            <w:tcMar/>
           </w:tcPr>
           <w:p>
             <w:pPr>
@@ -902,7 +893,8 @@
         </w:tc>
         <w:tc>
           <w:tcPr>
-            <w:tcW w:w="2505" w:type="dxa"/>
+            <w:tcW w:w="2278" w:type="dxa"/>
+            <w:tcMar/>
           </w:tcPr>
           <w:p>
             <w:pPr>
@@ -921,6 +913,7 @@
         <w:tc>
           <w:tcPr>
             <w:tcW w:w="2070" w:type="dxa"/>
+            <w:tcMar/>
           </w:tcPr>
           <w:p>
             <w:pPr>
@@ -943,7 +936,8 @@
         </w:trPr>
         <w:tc>
           <w:tcPr>
-            <w:tcW w:w="1830" w:type="dxa"/>
+            <w:tcW w:w="1860" w:type="dxa"/>
+            <w:tcMar/>
           </w:tcPr>
           <w:p>
             <w:r>
@@ -956,7 +950,8 @@
         </w:tc>
         <w:tc>
           <w:tcPr>
-            <w:tcW w:w="1387" w:type="dxa"/>
+            <w:tcW w:w="1770" w:type="dxa"/>
+            <w:tcMar/>
           </w:tcPr>
           <w:p>
             <w:r>
@@ -966,7 +961,8 @@
         </w:tc>
         <w:tc>
           <w:tcPr>
-            <w:tcW w:w="1830" w:type="dxa"/>
+            <w:tcW w:w="2371" w:type="dxa"/>
+            <w:tcMar/>
           </w:tcPr>
           <w:p>
             <w:r>
@@ -976,7 +972,8 @@
         </w:tc>
         <w:tc>
           <w:tcPr>
-            <w:tcW w:w="2505" w:type="dxa"/>
+            <w:tcW w:w="2278" w:type="dxa"/>
+            <w:tcMar/>
           </w:tcPr>
           <w:p>
             <w:r>
@@ -987,6 +984,7 @@
         <w:tc>
           <w:tcPr>
             <w:tcW w:w="2070" w:type="dxa"/>
+            <w:tcMar/>
           </w:tcPr>
           <w:p>
             <w:r>
@@ -1001,7 +999,8 @@
         </w:trPr>
         <w:tc>
           <w:tcPr>
-            <w:tcW w:w="1830" w:type="dxa"/>
+            <w:tcW w:w="1860" w:type="dxa"/>
+            <w:tcMar/>
           </w:tcPr>
           <w:p>
             <w:r>
@@ -1011,7 +1010,8 @@
         </w:tc>
         <w:tc>
           <w:tcPr>
-            <w:tcW w:w="1387" w:type="dxa"/>
+            <w:tcW w:w="1770" w:type="dxa"/>
+            <w:tcMar/>
           </w:tcPr>
           <w:p>
             <w:r>
@@ -1021,7 +1021,8 @@
         </w:tc>
         <w:tc>
           <w:tcPr>
-            <w:tcW w:w="1830" w:type="dxa"/>
+            <w:tcW w:w="2371" w:type="dxa"/>
+            <w:tcMar/>
           </w:tcPr>
           <w:p>
             <w:r>
@@ -1031,7 +1032,8 @@
         </w:tc>
         <w:tc>
           <w:tcPr>
-            <w:tcW w:w="2505" w:type="dxa"/>
+            <w:tcW w:w="2278" w:type="dxa"/>
+            <w:tcMar/>
           </w:tcPr>
           <w:p>
             <w:r>
@@ -1042,6 +1044,7 @@
         <w:tc>
           <w:tcPr>
             <w:tcW w:w="2070" w:type="dxa"/>
+            <w:tcMar/>
           </w:tcPr>
           <w:p>
             <w:r>
@@ -1056,7 +1059,8 @@
         </w:trPr>
         <w:tc>
           <w:tcPr>
-            <w:tcW w:w="1830" w:type="dxa"/>
+            <w:tcW w:w="1860" w:type="dxa"/>
+            <w:tcMar/>
           </w:tcPr>
           <w:p>
             <w:pPr>
@@ -1074,13 +1078,26 @@
         </w:tc>
         <w:tc>
           <w:tcPr>
-            <w:tcW w:w="1387" w:type="dxa"/>
-          </w:tcPr>
-          <w:p/>
-        </w:tc>
-        <w:tc>
-          <w:tcPr>
-            <w:tcW w:w="1830" w:type="dxa"/>
+            <w:tcW w:w="1770" w:type="dxa"/>
+            <w:tcMar/>
+          </w:tcPr>
+          <w:p>
+            <w:r>
+              <w:rPr/>
+              <w:t>MS</w:t>
+            </w:r>
+          </w:p>
+          <w:p>
+            <w:r>
+              <w:rPr/>
+              <w:t>Software fertig</w:t>
+            </w:r>
+          </w:p>
+        </w:tc>
+        <w:tc>
+          <w:tcPr>
+            <w:tcW w:w="2371" w:type="dxa"/>
+            <w:tcMar/>
           </w:tcPr>
           <w:p>
             <w:r>
@@ -1090,7 +1107,8 @@
         </w:tc>
         <w:tc>
           <w:tcPr>
-            <w:tcW w:w="2505" w:type="dxa"/>
+            <w:tcW w:w="2278" w:type="dxa"/>
+            <w:tcMar/>
           </w:tcPr>
           <w:p>
             <w:r>
@@ -1101,6 +1119,7 @@
         <w:tc>
           <w:tcPr>
             <w:tcW w:w="2070" w:type="dxa"/>
+            <w:tcMar/>
           </w:tcPr>
           <w:p>
             <w:r>
@@ -1115,7 +1134,8 @@
         </w:trPr>
         <w:tc>
           <w:tcPr>
-            <w:tcW w:w="1830" w:type="dxa"/>
+            <w:tcW w:w="1860" w:type="dxa"/>
+            <w:tcMar/>
           </w:tcPr>
           <w:p>
             <w:r>
@@ -1128,19 +1148,33 @@
         </w:tc>
         <w:tc>
           <w:tcPr>
-            <w:tcW w:w="1387" w:type="dxa"/>
+            <w:tcW w:w="1770" w:type="dxa"/>
+            <w:tcMar/>
           </w:tcPr>
           <w:p/>
         </w:tc>
         <w:tc>
           <w:tcPr>
-            <w:tcW w:w="1830" w:type="dxa"/>
-          </w:tcPr>
-          <w:p/>
-        </w:tc>
-        <w:tc>
-          <w:tcPr>
-            <w:tcW w:w="2505" w:type="dxa"/>
+            <w:tcW w:w="2371" w:type="dxa"/>
+            <w:tcMar/>
+          </w:tcPr>
+          <w:p>
+            <w:r>
+              <w:rPr/>
+              <w:t xml:space="preserve">MS </w:t>
+            </w:r>
+          </w:p>
+          <w:p>
+            <w:r>
+              <w:rPr/>
+              <w:t>Datenbank fertig</w:t>
+            </w:r>
+          </w:p>
+        </w:tc>
+        <w:tc>
+          <w:tcPr>
+            <w:tcW w:w="2278" w:type="dxa"/>
+            <w:tcMar/>
           </w:tcPr>
           <w:p>
             <w:r>
@@ -1151,8 +1185,20 @@
         <w:tc>
           <w:tcPr>
             <w:tcW w:w="2070" w:type="dxa"/>
-          </w:tcPr>
-          <w:p/>
+            <w:tcMar/>
+          </w:tcPr>
+          <w:p>
+            <w:r>
+              <w:rPr/>
+              <w:t>MS</w:t>
+            </w:r>
+          </w:p>
+          <w:p>
+            <w:r>
+              <w:rPr/>
+              <w:t>Dokumentation beendet</w:t>
+            </w:r>
+          </w:p>
         </w:tc>
       </w:tr>
       <w:tr>
@@ -1161,7 +1207,8 @@
         </w:trPr>
         <w:tc>
           <w:tcPr>
-            <w:tcW w:w="1830" w:type="dxa"/>
+            <w:tcW w:w="1860" w:type="dxa"/>
+            <w:tcMar/>
           </w:tcPr>
           <w:p>
             <w:r>
@@ -1174,19 +1221,22 @@
         </w:tc>
         <w:tc>
           <w:tcPr>
-            <w:tcW w:w="1387" w:type="dxa"/>
+            <w:tcW w:w="1770" w:type="dxa"/>
+            <w:tcMar/>
           </w:tcPr>
           <w:p/>
         </w:tc>
         <w:tc>
           <w:tcPr>
-            <w:tcW w:w="1830" w:type="dxa"/>
+            <w:tcW w:w="2371" w:type="dxa"/>
+            <w:tcMar/>
           </w:tcPr>
           <w:p/>
         </w:tc>
         <w:tc>
           <w:tcPr>
-            <w:tcW w:w="2505" w:type="dxa"/>
+            <w:tcW w:w="2278" w:type="dxa"/>
+            <w:tcMar/>
           </w:tcPr>
           <w:p>
             <w:r>
@@ -1197,8 +1247,86 @@
         <w:tc>
           <w:tcPr>
             <w:tcW w:w="2070" w:type="dxa"/>
+            <w:tcMar/>
           </w:tcPr>
           <w:p/>
+        </w:tc>
+      </w:tr>
+      <w:tr>
+        <w:trPr>
+          <w:trHeight w:val="300"/>
+        </w:trPr>
+        <w:tc>
+          <w:tcPr>
+            <w:tcW w:w="1860" w:type="dxa"/>
+            <w:tcMar/>
+          </w:tcPr>
+          <w:p>
+            <w:pPr>
+              <w:pStyle w:val="Normal"/>
+            </w:pPr>
+            <w:r>
+              <w:rPr/>
+              <w:t>MS</w:t>
+            </w:r>
+          </w:p>
+          <w:p>
+            <w:pPr>
+              <w:pStyle w:val="Normal"/>
+            </w:pPr>
+            <w:r>
+              <w:rPr/>
+              <w:t>Steckbrett aufgebaut</w:t>
+            </w:r>
+          </w:p>
+        </w:tc>
+        <w:tc>
+          <w:tcPr>
+            <w:tcW w:w="1770" w:type="dxa"/>
+            <w:tcMar/>
+          </w:tcPr>
+          <w:p>
+            <w:pPr>
+              <w:pStyle w:val="Normal"/>
+            </w:pPr>
+          </w:p>
+        </w:tc>
+        <w:tc>
+          <w:tcPr>
+            <w:tcW w:w="2371" w:type="dxa"/>
+            <w:tcMar/>
+          </w:tcPr>
+          <w:p>
+            <w:pPr>
+              <w:pStyle w:val="Normal"/>
+            </w:pPr>
+          </w:p>
+        </w:tc>
+        <w:tc>
+          <w:tcPr>
+            <w:tcW w:w="2278" w:type="dxa"/>
+            <w:tcMar/>
+          </w:tcPr>
+          <w:p>
+            <w:pPr>
+              <w:pStyle w:val="Normal"/>
+            </w:pPr>
+            <w:r>
+              <w:rPr/>
+              <w:t>MS Benutzeroberfläche fertig</w:t>
+            </w:r>
+          </w:p>
+        </w:tc>
+        <w:tc>
+          <w:tcPr>
+            <w:tcW w:w="2070" w:type="dxa"/>
+            <w:tcMar/>
+          </w:tcPr>
+          <w:p>
+            <w:pPr>
+              <w:pStyle w:val="Normal"/>
+            </w:pPr>
+          </w:p>
         </w:tc>
       </w:tr>
     </w:tbl>
@@ -1213,6 +1341,7 @@
         <w:jc w:val="center"/>
         <w:rPr>
           <w:b/>
+          <w:bCs/>
           <w:sz w:val="28"/>
           <w:szCs w:val="28"/>
         </w:rPr>
@@ -1240,12 +1369,12 @@
       <w:tblPr>
         <w:tblW w:w="8832" w:type="dxa"/>
         <w:tblBorders>
-          <w:top w:val="single" w:sz="12" w:space="0" w:color="000000" w:themeColor="text1"/>
-          <w:left w:val="single" w:sz="12" w:space="0" w:color="000000" w:themeColor="text1"/>
-          <w:bottom w:val="single" w:sz="12" w:space="0" w:color="000000" w:themeColor="text1"/>
-          <w:right w:val="single" w:sz="12" w:space="0" w:color="000000" w:themeColor="text1"/>
-          <w:insideH w:val="single" w:sz="12" w:space="0" w:color="000000" w:themeColor="text1"/>
-          <w:insideV w:val="single" w:sz="12" w:space="0" w:color="000000" w:themeColor="text1"/>
+          <w:top w:val="single" w:color="000000" w:themeColor="text1" w:sz="12" w:space="0"/>
+          <w:left w:val="single" w:color="000000" w:themeColor="text1" w:sz="12" w:space="0"/>
+          <w:bottom w:val="single" w:color="000000" w:themeColor="text1" w:sz="12" w:space="0"/>
+          <w:right w:val="single" w:color="000000" w:themeColor="text1" w:sz="12" w:space="0"/>
+          <w:insideH w:val="single" w:color="000000" w:themeColor="text1" w:sz="12" w:space="0"/>
+          <w:insideV w:val="single" w:color="000000" w:themeColor="text1" w:sz="12" w:space="0"/>
         </w:tblBorders>
         <w:tblLook w:val="06A0" w:firstRow="1" w:lastRow="0" w:firstColumn="1" w:lastColumn="0" w:noHBand="1" w:noVBand="1"/>
       </w:tblPr>
@@ -1264,19 +1393,21 @@
           <w:p>
             <w:pPr>
               <w:pBdr>
-                <w:top w:val="single" w:sz="4" w:space="4" w:color="auto"/>
-                <w:left w:val="single" w:sz="4" w:space="4" w:color="auto"/>
-                <w:bottom w:val="single" w:sz="4" w:space="4" w:color="auto"/>
-                <w:right w:val="single" w:sz="4" w:space="4" w:color="auto"/>
-                <w:between w:val="single" w:sz="4" w:space="4" w:color="auto"/>
+                <w:top w:val="single" w:color="auto" w:sz="4" w:space="4"/>
+                <w:left w:val="single" w:color="auto" w:sz="4" w:space="4"/>
+                <w:bottom w:val="single" w:color="auto" w:sz="4" w:space="4"/>
+                <w:right w:val="single" w:color="auto" w:sz="4" w:space="4"/>
+                <w:between w:val="single" w:color="auto" w:sz="4" w:space="4"/>
               </w:pBdr>
               <w:rPr>
                 <w:b/>
+                <w:bCs/>
               </w:rPr>
             </w:pPr>
             <w:r>
               <w:rPr>
                 <w:b/>
+                <w:bCs/>
               </w:rPr>
               <w:t>Tools</w:t>
             </w:r>
@@ -1289,19 +1420,21 @@
           <w:p>
             <w:pPr>
               <w:pBdr>
-                <w:top w:val="single" w:sz="4" w:space="4" w:color="auto"/>
-                <w:left w:val="single" w:sz="4" w:space="4" w:color="auto"/>
-                <w:bottom w:val="single" w:sz="4" w:space="4" w:color="auto"/>
-                <w:right w:val="single" w:sz="4" w:space="4" w:color="auto"/>
-                <w:between w:val="single" w:sz="4" w:space="4" w:color="auto"/>
+                <w:top w:val="single" w:color="auto" w:sz="4" w:space="4"/>
+                <w:left w:val="single" w:color="auto" w:sz="4" w:space="4"/>
+                <w:bottom w:val="single" w:color="auto" w:sz="4" w:space="4"/>
+                <w:right w:val="single" w:color="auto" w:sz="4" w:space="4"/>
+                <w:between w:val="single" w:color="auto" w:sz="4" w:space="4"/>
               </w:pBdr>
               <w:rPr>
                 <w:b/>
+                <w:bCs/>
               </w:rPr>
             </w:pPr>
             <w:r>
               <w:rPr>
                 <w:b/>
+                <w:bCs/>
               </w:rPr>
               <w:t>Projekthandbuch</w:t>
             </w:r>
@@ -1319,11 +1452,11 @@
           <w:p>
             <w:pPr>
               <w:pBdr>
-                <w:top w:val="single" w:sz="4" w:space="4" w:color="auto"/>
-                <w:left w:val="single" w:sz="4" w:space="4" w:color="auto"/>
-                <w:bottom w:val="single" w:sz="4" w:space="4" w:color="auto"/>
-                <w:right w:val="single" w:sz="4" w:space="4" w:color="auto"/>
-                <w:between w:val="single" w:sz="4" w:space="4" w:color="auto"/>
+                <w:top w:val="single" w:color="auto" w:sz="4" w:space="4"/>
+                <w:left w:val="single" w:color="auto" w:sz="4" w:space="4"/>
+                <w:bottom w:val="single" w:color="auto" w:sz="4" w:space="4"/>
+                <w:right w:val="single" w:color="auto" w:sz="4" w:space="4"/>
+                <w:between w:val="single" w:color="auto" w:sz="4" w:space="4"/>
               </w:pBdr>
             </w:pPr>
             <w:r>
@@ -1338,27 +1471,21 @@
           <w:p>
             <w:pPr>
               <w:pBdr>
-                <w:top w:val="single" w:sz="4" w:space="4" w:color="auto"/>
-                <w:left w:val="single" w:sz="4" w:space="4" w:color="auto"/>
-                <w:bottom w:val="single" w:sz="4" w:space="4" w:color="auto"/>
-                <w:right w:val="single" w:sz="4" w:space="4" w:color="auto"/>
-                <w:between w:val="single" w:sz="4" w:space="4" w:color="auto"/>
+                <w:top w:val="single" w:color="auto" w:sz="4" w:space="4"/>
+                <w:left w:val="single" w:color="auto" w:sz="4" w:space="4"/>
+                <w:bottom w:val="single" w:color="auto" w:sz="4" w:space="4"/>
+                <w:right w:val="single" w:color="auto" w:sz="4" w:space="4"/>
+                <w:between w:val="single" w:color="auto" w:sz="4" w:space="4"/>
               </w:pBdr>
             </w:pPr>
             <w:r>
-              <w:t>(</w:t>
-            </w:r>
-            <w:r>
-              <w:t>s</w:t>
+              <w:t>(s</w:t>
             </w:r>
             <w:r>
               <w:t>h</w:t>
             </w:r>
             <w:r>
-              <w:t>)</w:t>
-            </w:r>
-            <w:r>
-              <w:t xml:space="preserve"> Kommunikationsverzeichnis</w:t>
+              <w:t>) Kommunikationsverzeichnis</w:t>
             </w:r>
           </w:p>
         </w:tc>
@@ -1374,11 +1501,11 @@
           <w:p>
             <w:pPr>
               <w:pBdr>
-                <w:top w:val="single" w:sz="4" w:space="4" w:color="auto"/>
-                <w:left w:val="single" w:sz="4" w:space="4" w:color="auto"/>
-                <w:bottom w:val="single" w:sz="4" w:space="4" w:color="auto"/>
-                <w:right w:val="single" w:sz="4" w:space="4" w:color="auto"/>
-                <w:between w:val="single" w:sz="4" w:space="4" w:color="auto"/>
+                <w:top w:val="single" w:color="auto" w:sz="4" w:space="4"/>
+                <w:left w:val="single" w:color="auto" w:sz="4" w:space="4"/>
+                <w:bottom w:val="single" w:color="auto" w:sz="4" w:space="4"/>
+                <w:right w:val="single" w:color="auto" w:sz="4" w:space="4"/>
+                <w:between w:val="single" w:color="auto" w:sz="4" w:space="4"/>
               </w:pBdr>
             </w:pPr>
             <w:r>
@@ -1393,18 +1520,15 @@
           <w:p>
             <w:pPr>
               <w:pBdr>
-                <w:top w:val="single" w:sz="4" w:space="4" w:color="auto"/>
-                <w:left w:val="single" w:sz="4" w:space="4" w:color="auto"/>
-                <w:bottom w:val="single" w:sz="4" w:space="4" w:color="auto"/>
-                <w:right w:val="single" w:sz="4" w:space="4" w:color="auto"/>
-                <w:between w:val="single" w:sz="4" w:space="4" w:color="auto"/>
+                <w:top w:val="single" w:color="auto" w:sz="4" w:space="4"/>
+                <w:left w:val="single" w:color="auto" w:sz="4" w:space="4"/>
+                <w:bottom w:val="single" w:color="auto" w:sz="4" w:space="4"/>
+                <w:right w:val="single" w:color="auto" w:sz="4" w:space="4"/>
+                <w:between w:val="single" w:color="auto" w:sz="4" w:space="4"/>
               </w:pBdr>
             </w:pPr>
             <w:r>
-              <w:t>(</w:t>
-            </w:r>
-            <w:r>
-              <w:t>s</w:t>
+              <w:t>(s</w:t>
             </w:r>
             <w:r>
               <w:t>h</w:t>
@@ -1426,11 +1550,11 @@
           <w:p>
             <w:pPr>
               <w:pBdr>
-                <w:top w:val="single" w:sz="4" w:space="4" w:color="auto"/>
-                <w:left w:val="single" w:sz="4" w:space="4" w:color="auto"/>
-                <w:bottom w:val="single" w:sz="4" w:space="4" w:color="auto"/>
-                <w:right w:val="single" w:sz="4" w:space="4" w:color="auto"/>
-                <w:between w:val="single" w:sz="4" w:space="4" w:color="auto"/>
+                <w:top w:val="single" w:color="auto" w:sz="4" w:space="4"/>
+                <w:left w:val="single" w:color="auto" w:sz="4" w:space="4"/>
+                <w:bottom w:val="single" w:color="auto" w:sz="4" w:space="4"/>
+                <w:right w:val="single" w:color="auto" w:sz="4" w:space="4"/>
+                <w:between w:val="single" w:color="auto" w:sz="4" w:space="4"/>
               </w:pBdr>
             </w:pPr>
             <w:r>
@@ -1445,27 +1569,21 @@
           <w:p>
             <w:pPr>
               <w:pBdr>
-                <w:top w:val="single" w:sz="4" w:space="4" w:color="auto"/>
-                <w:left w:val="single" w:sz="4" w:space="4" w:color="auto"/>
-                <w:bottom w:val="single" w:sz="4" w:space="4" w:color="auto"/>
-                <w:right w:val="single" w:sz="4" w:space="4" w:color="auto"/>
-                <w:between w:val="single" w:sz="4" w:space="4" w:color="auto"/>
+                <w:top w:val="single" w:color="auto" w:sz="4" w:space="4"/>
+                <w:left w:val="single" w:color="auto" w:sz="4" w:space="4"/>
+                <w:bottom w:val="single" w:color="auto" w:sz="4" w:space="4"/>
+                <w:right w:val="single" w:color="auto" w:sz="4" w:space="4"/>
+                <w:between w:val="single" w:color="auto" w:sz="4" w:space="4"/>
               </w:pBdr>
             </w:pPr>
             <w:r>
-              <w:t>(</w:t>
-            </w:r>
-            <w:r>
-              <w:t>s</w:t>
+              <w:t>(s</w:t>
             </w:r>
             <w:r>
               <w:t>h</w:t>
             </w:r>
             <w:r>
-              <w:t>)</w:t>
-            </w:r>
-            <w:r>
-              <w:t xml:space="preserve"> Projektanalyse</w:t>
+              <w:t>) Projektanalyse</w:t>
             </w:r>
           </w:p>
         </w:tc>
@@ -1481,11 +1599,11 @@
           <w:p>
             <w:pPr>
               <w:pBdr>
-                <w:top w:val="single" w:sz="4" w:space="4" w:color="auto"/>
-                <w:left w:val="single" w:sz="4" w:space="4" w:color="auto"/>
-                <w:bottom w:val="single" w:sz="4" w:space="4" w:color="auto"/>
-                <w:right w:val="single" w:sz="4" w:space="4" w:color="auto"/>
-                <w:between w:val="single" w:sz="4" w:space="4" w:color="auto"/>
+                <w:top w:val="single" w:color="auto" w:sz="4" w:space="4"/>
+                <w:left w:val="single" w:color="auto" w:sz="4" w:space="4"/>
+                <w:bottom w:val="single" w:color="auto" w:sz="4" w:space="4"/>
+                <w:right w:val="single" w:color="auto" w:sz="4" w:space="4"/>
+                <w:between w:val="single" w:color="auto" w:sz="4" w:space="4"/>
               </w:pBdr>
             </w:pPr>
             <w:r>
@@ -1500,11 +1618,11 @@
           <w:p>
             <w:pPr>
               <w:pBdr>
-                <w:top w:val="single" w:sz="4" w:space="4" w:color="auto"/>
-                <w:left w:val="single" w:sz="4" w:space="4" w:color="auto"/>
-                <w:bottom w:val="single" w:sz="4" w:space="4" w:color="auto"/>
-                <w:right w:val="single" w:sz="4" w:space="4" w:color="auto"/>
-                <w:between w:val="single" w:sz="4" w:space="4" w:color="auto"/>
+                <w:top w:val="single" w:color="auto" w:sz="4" w:space="4"/>
+                <w:left w:val="single" w:color="auto" w:sz="4" w:space="4"/>
+                <w:bottom w:val="single" w:color="auto" w:sz="4" w:space="4"/>
+                <w:right w:val="single" w:color="auto" w:sz="4" w:space="4"/>
+                <w:between w:val="single" w:color="auto" w:sz="4" w:space="4"/>
               </w:pBdr>
             </w:pPr>
           </w:p>
@@ -1521,11 +1639,11 @@
           <w:p>
             <w:pPr>
               <w:pBdr>
-                <w:top w:val="single" w:sz="4" w:space="4" w:color="auto"/>
-                <w:left w:val="single" w:sz="4" w:space="4" w:color="auto"/>
-                <w:bottom w:val="single" w:sz="4" w:space="4" w:color="auto"/>
-                <w:right w:val="single" w:sz="4" w:space="4" w:color="auto"/>
-                <w:between w:val="single" w:sz="4" w:space="4" w:color="auto"/>
+                <w:top w:val="single" w:color="auto" w:sz="4" w:space="4"/>
+                <w:left w:val="single" w:color="auto" w:sz="4" w:space="4"/>
+                <w:bottom w:val="single" w:color="auto" w:sz="4" w:space="4"/>
+                <w:right w:val="single" w:color="auto" w:sz="4" w:space="4"/>
+                <w:between w:val="single" w:color="auto" w:sz="4" w:space="4"/>
               </w:pBdr>
             </w:pPr>
             <w:r>
@@ -1540,11 +1658,11 @@
           <w:p>
             <w:pPr>
               <w:pBdr>
-                <w:top w:val="single" w:sz="4" w:space="4" w:color="auto"/>
-                <w:left w:val="single" w:sz="4" w:space="4" w:color="auto"/>
-                <w:bottom w:val="single" w:sz="4" w:space="4" w:color="auto"/>
-                <w:right w:val="single" w:sz="4" w:space="4" w:color="auto"/>
-                <w:between w:val="single" w:sz="4" w:space="4" w:color="auto"/>
+                <w:top w:val="single" w:color="auto" w:sz="4" w:space="4"/>
+                <w:left w:val="single" w:color="auto" w:sz="4" w:space="4"/>
+                <w:bottom w:val="single" w:color="auto" w:sz="4" w:space="4"/>
+                <w:right w:val="single" w:color="auto" w:sz="4" w:space="4"/>
+                <w:between w:val="single" w:color="auto" w:sz="4" w:space="4"/>
               </w:pBdr>
             </w:pPr>
           </w:p>
@@ -1561,11 +1679,11 @@
           <w:p>
             <w:pPr>
               <w:pBdr>
-                <w:top w:val="single" w:sz="4" w:space="4" w:color="auto"/>
-                <w:left w:val="single" w:sz="4" w:space="4" w:color="auto"/>
-                <w:bottom w:val="single" w:sz="4" w:space="4" w:color="auto"/>
-                <w:right w:val="single" w:sz="4" w:space="4" w:color="auto"/>
-                <w:between w:val="single" w:sz="4" w:space="4" w:color="auto"/>
+                <w:top w:val="single" w:color="auto" w:sz="4" w:space="4"/>
+                <w:left w:val="single" w:color="auto" w:sz="4" w:space="4"/>
+                <w:bottom w:val="single" w:color="auto" w:sz="4" w:space="4"/>
+                <w:right w:val="single" w:color="auto" w:sz="4" w:space="4"/>
+                <w:between w:val="single" w:color="auto" w:sz="4" w:space="4"/>
               </w:pBdr>
             </w:pPr>
             <w:r>
@@ -1580,11 +1698,11 @@
           <w:p>
             <w:pPr>
               <w:pBdr>
-                <w:top w:val="single" w:sz="4" w:space="4" w:color="auto"/>
-                <w:left w:val="single" w:sz="4" w:space="4" w:color="auto"/>
-                <w:bottom w:val="single" w:sz="4" w:space="4" w:color="auto"/>
-                <w:right w:val="single" w:sz="4" w:space="4" w:color="auto"/>
-                <w:between w:val="single" w:sz="4" w:space="4" w:color="auto"/>
+                <w:top w:val="single" w:color="auto" w:sz="4" w:space="4"/>
+                <w:left w:val="single" w:color="auto" w:sz="4" w:space="4"/>
+                <w:bottom w:val="single" w:color="auto" w:sz="4" w:space="4"/>
+                <w:right w:val="single" w:color="auto" w:sz="4" w:space="4"/>
+                <w:between w:val="single" w:color="auto" w:sz="4" w:space="4"/>
               </w:pBdr>
             </w:pPr>
           </w:p>
@@ -1593,7 +1711,7 @@
     </w:tbl>
     <w:p/>
     <w:sectPr>
-      <w:pgSz w:w="11906" w:h="16838"/>
+      <w:pgSz w:w="11906" w:h="16838" w:orient="portrait"/>
       <w:pgMar w:top="1417" w:right="1417" w:bottom="1134" w:left="1417" w:header="708" w:footer="708" w:gutter="0"/>
       <w:cols w:space="708"/>
       <w:docGrid w:linePitch="360"/>
@@ -1602,16 +1720,12 @@
 </w:document>
 </file>
 
-<file path=word/numbering.xml><?xml version="1.0" encoding="utf-8"?>
-<w:numbering xmlns:wpc="http://schemas.microsoft.com/office/word/2010/wordprocessingCanvas" xmlns:cx="http://schemas.microsoft.com/office/drawing/2014/chartex" xmlns:cx1="http://schemas.microsoft.com/office/drawing/2015/9/8/chartex" xmlns:cx2="http://schemas.microsoft.com/office/drawing/2015/10/21/chartex" xmlns:cx3="http://schemas.microsoft.com/office/drawing/2016/5/9/chartex" xmlns:cx4="http://schemas.microsoft.com/office/drawing/2016/5/10/chartex" xmlns:cx5="http://schemas.microsoft.com/office/drawing/2016/5/11/chartex" xmlns:cx6="http://schemas.microsoft.com/office/drawing/2016/5/12/chartex" xmlns:cx7="http://schemas.microsoft.com/office/drawing/2016/5/13/chartex" xmlns:cx8="http://schemas.microsoft.com/office/drawing/2016/5/14/chartex" xmlns:mc="http://schemas.openxmlformats.org/markup-compatibility/2006" xmlns:aink="http://schemas.microsoft.com/office/drawing/2016/ink" xmlns:am3d="http://schemas.microsoft.com/office/drawing/2017/model3d" xmlns:o="urn:schemas-microsoft-com:office:office" xmlns:oel="http://schemas.microsoft.com/office/2019/extlst" xmlns:r="http://schemas.openxmlformats.org/officeDocument/2006/relationships" xmlns:m="http://schemas.openxmlformats.org/officeDocument/2006/math" xmlns:v="urn:schemas-microsoft-com:vml" xmlns:wp14="http://schemas.microsoft.com/office/word/2010/wordprocessingDrawing" xmlns:wp="http://schemas.openxmlformats.org/drawingml/2006/wordprocessingDrawing" xmlns:w10="urn:schemas-microsoft-com:office:word" xmlns:w="http://schemas.openxmlformats.org/wordprocessingml/2006/main" xmlns:w14="http://schemas.microsoft.com/office/word/2010/wordml" xmlns:w15="http://schemas.microsoft.com/office/word/2012/wordml" xmlns:w16cex="http://schemas.microsoft.com/office/word/2018/wordml/cex" xmlns:w16cid="http://schemas.microsoft.com/office/word/2016/wordml/cid" xmlns:w16="http://schemas.microsoft.com/office/word/2018/wordml" xmlns:w16du="http://schemas.microsoft.com/office/word/2023/wordml/word16du" xmlns:w16sdtdh="http://schemas.microsoft.com/office/word/2020/wordml/sdtdatahash" xmlns:w16sdtfl="http://schemas.microsoft.com/office/word/2024/wordml/sdtformatlock" xmlns:w16se="http://schemas.microsoft.com/office/word/2015/wordml/symex" xmlns:wpg="http://schemas.microsoft.com/office/word/2010/wordprocessingGroup" xmlns:wpi="http://schemas.microsoft.com/office/word/2010/wordprocessingInk" xmlns:wne="http://schemas.microsoft.com/office/word/2006/wordml" xmlns:wps="http://schemas.microsoft.com/office/word/2010/wordprocessingShape" mc:Ignorable="w14 w15 w16se w16cid w16 w16cex w16sdtdh w16sdtfl w16du wp14"/>
-</file>
-
 <file path=word/styles.xml><?xml version="1.0" encoding="utf-8"?>
 <w:styles xmlns:mc="http://schemas.openxmlformats.org/markup-compatibility/2006" xmlns:r="http://schemas.openxmlformats.org/officeDocument/2006/relationships" xmlns:w="http://schemas.openxmlformats.org/wordprocessingml/2006/main" xmlns:w14="http://schemas.microsoft.com/office/word/2010/wordml" xmlns:w15="http://schemas.microsoft.com/office/word/2012/wordml" xmlns:w16cex="http://schemas.microsoft.com/office/word/2018/wordml/cex" xmlns:w16cid="http://schemas.microsoft.com/office/word/2016/wordml/cid" xmlns:w16="http://schemas.microsoft.com/office/word/2018/wordml" xmlns:w16du="http://schemas.microsoft.com/office/word/2023/wordml/word16du" xmlns:w16sdtdh="http://schemas.microsoft.com/office/word/2020/wordml/sdtdatahash" xmlns:w16sdtfl="http://schemas.microsoft.com/office/word/2024/wordml/sdtformatlock" xmlns:w16se="http://schemas.microsoft.com/office/word/2015/wordml/symex" mc:Ignorable="w14 w15 w16se w16cid w16 w16cex w16sdtdh w16sdtfl w16du">
   <w:docDefaults>
     <w:rPrDefault>
       <w:rPr>
-        <w:rFonts w:asciiTheme="minorHAnsi" w:eastAsiaTheme="minorHAnsi" w:hAnsiTheme="minorHAnsi" w:cstheme="minorBidi"/>
+        <w:rFonts w:asciiTheme="minorHAnsi" w:hAnsiTheme="minorHAnsi" w:eastAsiaTheme="minorHAnsi" w:cstheme="minorBidi"/>
         <w:kern w:val="2"/>
         <w:sz w:val="24"/>
         <w:szCs w:val="24"/>
@@ -1628,14 +1742,14 @@
   <w:latentStyles w:defLockedState="0" w:defUIPriority="99" w:defSemiHidden="0" w:defUnhideWhenUsed="0" w:defQFormat="0" w:count="376">
     <w:lsdException w:name="Normal" w:uiPriority="0" w:qFormat="1"/>
     <w:lsdException w:name="heading 1" w:uiPriority="9" w:qFormat="1"/>
-    <w:lsdException w:name="heading 2" w:semiHidden="1" w:uiPriority="9" w:unhideWhenUsed="1" w:qFormat="1"/>
-    <w:lsdException w:name="heading 3" w:semiHidden="1" w:uiPriority="9" w:unhideWhenUsed="1" w:qFormat="1"/>
-    <w:lsdException w:name="heading 4" w:semiHidden="1" w:uiPriority="9" w:unhideWhenUsed="1" w:qFormat="1"/>
-    <w:lsdException w:name="heading 5" w:semiHidden="1" w:uiPriority="9" w:unhideWhenUsed="1" w:qFormat="1"/>
-    <w:lsdException w:name="heading 6" w:semiHidden="1" w:uiPriority="9" w:unhideWhenUsed="1" w:qFormat="1"/>
-    <w:lsdException w:name="heading 7" w:semiHidden="1" w:uiPriority="9" w:unhideWhenUsed="1" w:qFormat="1"/>
-    <w:lsdException w:name="heading 8" w:semiHidden="1" w:uiPriority="9" w:unhideWhenUsed="1" w:qFormat="1"/>
-    <w:lsdException w:name="heading 9" w:semiHidden="1" w:uiPriority="9" w:unhideWhenUsed="1" w:qFormat="1"/>
+    <w:lsdException w:name="heading 2" w:uiPriority="9" w:semiHidden="1" w:unhideWhenUsed="1" w:qFormat="1"/>
+    <w:lsdException w:name="heading 3" w:uiPriority="9" w:semiHidden="1" w:unhideWhenUsed="1" w:qFormat="1"/>
+    <w:lsdException w:name="heading 4" w:uiPriority="9" w:semiHidden="1" w:unhideWhenUsed="1" w:qFormat="1"/>
+    <w:lsdException w:name="heading 5" w:uiPriority="9" w:semiHidden="1" w:unhideWhenUsed="1" w:qFormat="1"/>
+    <w:lsdException w:name="heading 6" w:uiPriority="9" w:semiHidden="1" w:unhideWhenUsed="1" w:qFormat="1"/>
+    <w:lsdException w:name="heading 7" w:uiPriority="9" w:semiHidden="1" w:unhideWhenUsed="1" w:qFormat="1"/>
+    <w:lsdException w:name="heading 8" w:uiPriority="9" w:semiHidden="1" w:unhideWhenUsed="1" w:qFormat="1"/>
+    <w:lsdException w:name="heading 9" w:uiPriority="9" w:semiHidden="1" w:unhideWhenUsed="1" w:qFormat="1"/>
     <w:lsdException w:name="index 1" w:semiHidden="1" w:unhideWhenUsed="1"/>
     <w:lsdException w:name="index 2" w:semiHidden="1" w:unhideWhenUsed="1"/>
     <w:lsdException w:name="index 3" w:semiHidden="1" w:unhideWhenUsed="1"/>
@@ -1645,22 +1759,22 @@
     <w:lsdException w:name="index 7" w:semiHidden="1" w:unhideWhenUsed="1"/>
     <w:lsdException w:name="index 8" w:semiHidden="1" w:unhideWhenUsed="1"/>
     <w:lsdException w:name="index 9" w:semiHidden="1" w:unhideWhenUsed="1"/>
-    <w:lsdException w:name="toc 1" w:semiHidden="1" w:uiPriority="39" w:unhideWhenUsed="1"/>
-    <w:lsdException w:name="toc 2" w:semiHidden="1" w:uiPriority="39" w:unhideWhenUsed="1"/>
-    <w:lsdException w:name="toc 3" w:semiHidden="1" w:uiPriority="39" w:unhideWhenUsed="1"/>
-    <w:lsdException w:name="toc 4" w:semiHidden="1" w:uiPriority="39" w:unhideWhenUsed="1"/>
-    <w:lsdException w:name="toc 5" w:semiHidden="1" w:uiPriority="39" w:unhideWhenUsed="1"/>
-    <w:lsdException w:name="toc 6" w:semiHidden="1" w:uiPriority="39" w:unhideWhenUsed="1"/>
-    <w:lsdException w:name="toc 7" w:semiHidden="1" w:uiPriority="39" w:unhideWhenUsed="1"/>
-    <w:lsdException w:name="toc 8" w:semiHidden="1" w:uiPriority="39" w:unhideWhenUsed="1"/>
-    <w:lsdException w:name="toc 9" w:semiHidden="1" w:uiPriority="39" w:unhideWhenUsed="1"/>
+    <w:lsdException w:name="toc 1" w:uiPriority="39" w:semiHidden="1" w:unhideWhenUsed="1"/>
+    <w:lsdException w:name="toc 2" w:uiPriority="39" w:semiHidden="1" w:unhideWhenUsed="1"/>
+    <w:lsdException w:name="toc 3" w:uiPriority="39" w:semiHidden="1" w:unhideWhenUsed="1"/>
+    <w:lsdException w:name="toc 4" w:uiPriority="39" w:semiHidden="1" w:unhideWhenUsed="1"/>
+    <w:lsdException w:name="toc 5" w:uiPriority="39" w:semiHidden="1" w:unhideWhenUsed="1"/>
+    <w:lsdException w:name="toc 6" w:uiPriority="39" w:semiHidden="1" w:unhideWhenUsed="1"/>
+    <w:lsdException w:name="toc 7" w:uiPriority="39" w:semiHidden="1" w:unhideWhenUsed="1"/>
+    <w:lsdException w:name="toc 8" w:uiPriority="39" w:semiHidden="1" w:unhideWhenUsed="1"/>
+    <w:lsdException w:name="toc 9" w:uiPriority="39" w:semiHidden="1" w:unhideWhenUsed="1"/>
     <w:lsdException w:name="Normal Indent" w:semiHidden="1" w:unhideWhenUsed="1"/>
     <w:lsdException w:name="footnote text" w:semiHidden="1" w:unhideWhenUsed="1"/>
     <w:lsdException w:name="annotation text" w:semiHidden="1" w:unhideWhenUsed="1"/>
     <w:lsdException w:name="header" w:semiHidden="1" w:unhideWhenUsed="1"/>
     <w:lsdException w:name="footer" w:semiHidden="1" w:unhideWhenUsed="1"/>
     <w:lsdException w:name="index heading" w:semiHidden="1" w:unhideWhenUsed="1"/>
-    <w:lsdException w:name="caption" w:semiHidden="1" w:uiPriority="35" w:unhideWhenUsed="1" w:qFormat="1"/>
+    <w:lsdException w:name="caption" w:uiPriority="35" w:semiHidden="1" w:unhideWhenUsed="1" w:qFormat="1"/>
     <w:lsdException w:name="table of figures" w:semiHidden="1" w:unhideWhenUsed="1"/>
     <w:lsdException w:name="envelope address" w:semiHidden="1" w:unhideWhenUsed="1"/>
     <w:lsdException w:name="envelope return" w:semiHidden="1" w:unhideWhenUsed="1"/>
@@ -1691,7 +1805,7 @@
     <w:lsdException w:name="Title" w:uiPriority="10" w:qFormat="1"/>
     <w:lsdException w:name="Closing" w:semiHidden="1" w:unhideWhenUsed="1"/>
     <w:lsdException w:name="Signature" w:semiHidden="1" w:unhideWhenUsed="1"/>
-    <w:lsdException w:name="Default Paragraph Font" w:semiHidden="1" w:uiPriority="1" w:unhideWhenUsed="1"/>
+    <w:lsdException w:name="Default Paragraph Font" w:uiPriority="1" w:semiHidden="1" w:unhideWhenUsed="1"/>
     <w:lsdException w:name="Body Text" w:semiHidden="1" w:unhideWhenUsed="1"/>
     <w:lsdException w:name="Body Text Indent" w:semiHidden="1" w:unhideWhenUsed="1"/>
     <w:lsdException w:name="List Continue" w:semiHidden="1" w:unhideWhenUsed="1"/>
@@ -1891,8 +2005,8 @@
     <w:lsdException w:name="Subtle Reference" w:uiPriority="31" w:qFormat="1"/>
     <w:lsdException w:name="Intense Reference" w:uiPriority="32" w:qFormat="1"/>
     <w:lsdException w:name="Book Title" w:uiPriority="33" w:qFormat="1"/>
-    <w:lsdException w:name="Bibliography" w:semiHidden="1" w:uiPriority="37" w:unhideWhenUsed="1"/>
-    <w:lsdException w:name="TOC Heading" w:semiHidden="1" w:uiPriority="39" w:unhideWhenUsed="1" w:qFormat="1"/>
+    <w:lsdException w:name="Bibliography" w:uiPriority="37" w:semiHidden="1" w:unhideWhenUsed="1"/>
+    <w:lsdException w:name="TOC Heading" w:uiPriority="39" w:semiHidden="1" w:unhideWhenUsed="1" w:qFormat="1"/>
     <w:lsdException w:name="Plain Table 1" w:uiPriority="41"/>
     <w:lsdException w:name="Plain Table 2" w:uiPriority="42"/>
     <w:lsdException w:name="Plain Table 3" w:uiPriority="43"/>
@@ -2003,12 +2117,12 @@
     <w:lsdException w:name="Unresolved Mention" w:semiHidden="1" w:unhideWhenUsed="1"/>
     <w:lsdException w:name="Smart Link" w:semiHidden="1" w:unhideWhenUsed="1"/>
   </w:latentStyles>
-  <w:style w:type="paragraph" w:default="1" w:styleId="Normal">
+  <w:style w:type="paragraph" w:styleId="Normal" w:default="1">
     <w:name w:val="Normal"/>
     <w:qFormat/>
   </w:style>
   <w:style w:type="paragraph" w:styleId="Heading1">
-    <w:name w:val="Heading 1"/>
+    <w:name w:val="heading 1"/>
     <w:basedOn w:val="Normal"/>
     <w:next w:val="Normal"/>
     <w:uiPriority w:val="9"/>
@@ -2021,14 +2135,14 @@
       <w:outlineLvl w:val="0"/>
     </w:pPr>
     <w:rPr>
-      <w:rFonts w:asciiTheme="majorHAnsi" w:eastAsiaTheme="majorEastAsia" w:hAnsiTheme="majorHAnsi" w:cstheme="majorBidi"/>
+      <w:rFonts w:asciiTheme="majorHAnsi" w:hAnsiTheme="majorHAnsi" w:eastAsiaTheme="majorEastAsia" w:cstheme="majorBidi"/>
       <w:color w:val="0F4761" w:themeColor="accent1" w:themeShade="BF"/>
       <w:sz w:val="40"/>
       <w:szCs w:val="40"/>
     </w:rPr>
   </w:style>
   <w:style w:type="paragraph" w:styleId="Heading2">
-    <w:name w:val="Heading 2"/>
+    <w:name w:val="heading 2"/>
     <w:basedOn w:val="Normal"/>
     <w:next w:val="Normal"/>
     <w:uiPriority w:val="9"/>
@@ -2043,14 +2157,14 @@
       <w:outlineLvl w:val="1"/>
     </w:pPr>
     <w:rPr>
-      <w:rFonts w:asciiTheme="majorHAnsi" w:eastAsiaTheme="majorEastAsia" w:hAnsiTheme="majorHAnsi" w:cstheme="majorBidi"/>
+      <w:rFonts w:asciiTheme="majorHAnsi" w:hAnsiTheme="majorHAnsi" w:eastAsiaTheme="majorEastAsia" w:cstheme="majorBidi"/>
       <w:color w:val="0F4761" w:themeColor="accent1" w:themeShade="BF"/>
       <w:sz w:val="32"/>
       <w:szCs w:val="32"/>
     </w:rPr>
   </w:style>
   <w:style w:type="paragraph" w:styleId="Heading3">
-    <w:name w:val="Heading 3"/>
+    <w:name w:val="heading 3"/>
     <w:basedOn w:val="Normal"/>
     <w:next w:val="Normal"/>
     <w:uiPriority w:val="9"/>
@@ -2072,7 +2186,7 @@
     </w:rPr>
   </w:style>
   <w:style w:type="paragraph" w:styleId="Heading4">
-    <w:name w:val="Heading 4"/>
+    <w:name w:val="heading 4"/>
     <w:basedOn w:val="Normal"/>
     <w:next w:val="Normal"/>
     <w:uiPriority w:val="9"/>
@@ -2094,7 +2208,7 @@
     </w:rPr>
   </w:style>
   <w:style w:type="paragraph" w:styleId="Heading5">
-    <w:name w:val="Heading 5"/>
+    <w:name w:val="heading 5"/>
     <w:basedOn w:val="Normal"/>
     <w:next w:val="Normal"/>
     <w:uiPriority w:val="9"/>
@@ -2114,7 +2228,7 @@
     </w:rPr>
   </w:style>
   <w:style w:type="paragraph" w:styleId="Heading6">
-    <w:name w:val="Heading 6"/>
+    <w:name w:val="heading 6"/>
     <w:basedOn w:val="Normal"/>
     <w:next w:val="Normal"/>
     <w:uiPriority w:val="9"/>
@@ -2136,7 +2250,7 @@
     </w:rPr>
   </w:style>
   <w:style w:type="paragraph" w:styleId="Heading7">
-    <w:name w:val="Heading 7"/>
+    <w:name w:val="heading 7"/>
     <w:basedOn w:val="Normal"/>
     <w:next w:val="Normal"/>
     <w:uiPriority w:val="9"/>
@@ -2156,7 +2270,7 @@
     </w:rPr>
   </w:style>
   <w:style w:type="paragraph" w:styleId="Heading8">
-    <w:name w:val="Heading 8"/>
+    <w:name w:val="heading 8"/>
     <w:basedOn w:val="Normal"/>
     <w:next w:val="Normal"/>
     <w:uiPriority w:val="9"/>
@@ -2178,7 +2292,7 @@
     </w:rPr>
   </w:style>
   <w:style w:type="paragraph" w:styleId="Heading9">
-    <w:name w:val="Heading 9"/>
+    <w:name w:val="heading 9"/>
     <w:basedOn w:val="Normal"/>
     <w:next w:val="Normal"/>
     <w:uiPriority w:val="9"/>
@@ -2197,14 +2311,14 @@
       <w:color w:val="272727" w:themeColor="text1" w:themeTint="D8"/>
     </w:rPr>
   </w:style>
-  <w:style w:type="character" w:default="1" w:styleId="DefaultParagraphFont">
+  <w:style w:type="character" w:styleId="DefaultParagraphFont" w:default="1">
     <w:name w:val="Default Paragraph Font"/>
     <w:uiPriority w:val="1"/>
     <w:semiHidden/>
     <w:unhideWhenUsed/>
   </w:style>
-  <w:style w:type="table" w:default="1" w:styleId="TableNormal">
-    <w:name w:val="Table Normal"/>
+  <w:style w:type="table" w:styleId="TableNormal" w:default="1">
+    <w:name w:val="Normal Table"/>
     <w:uiPriority w:val="99"/>
     <w:semiHidden/>
     <w:unhideWhenUsed/>
@@ -2218,17 +2332,17 @@
       </w:tblCellMar>
     </w:tblPr>
   </w:style>
-  <w:style w:type="numbering" w:default="1" w:styleId="NoList">
+  <w:style w:type="numbering" w:styleId="NoList" w:default="1">
     <w:name w:val="No List"/>
     <w:uiPriority w:val="99"/>
     <w:semiHidden/>
     <w:unhideWhenUsed/>
   </w:style>
-  <w:style w:type="paragraph" w:styleId="Titel">
+  <w:style w:type="paragraph" w:styleId="Title">
     <w:name w:val="Title"/>
     <w:basedOn w:val="Normal"/>
     <w:next w:val="Normal"/>
-    <w:link w:val="TitelZchn1"/>
+    <w:link w:val="TitleChar"/>
     <w:uiPriority w:val="10"/>
     <w:qFormat/>
     <w:rsid w:val="00081FFB"/>
@@ -2237,18 +2351,32 @@
       <w:contextualSpacing/>
     </w:pPr>
     <w:rPr>
-      <w:rFonts w:asciiTheme="majorHAnsi" w:eastAsiaTheme="majorEastAsia" w:hAnsiTheme="majorHAnsi" w:cstheme="majorBidi"/>
+      <w:rFonts w:asciiTheme="majorHAnsi" w:hAnsiTheme="majorHAnsi" w:eastAsiaTheme="majorEastAsia" w:cstheme="majorBidi"/>
       <w:spacing w:val="-10"/>
       <w:kern w:val="28"/>
       <w:sz w:val="56"/>
       <w:szCs w:val="56"/>
     </w:rPr>
   </w:style>
-  <w:style w:type="paragraph" w:styleId="Untertitel">
+  <w:style w:type="character" w:styleId="TitleChar" w:customStyle="1">
+    <w:name w:val="Title Char"/>
+    <w:basedOn w:val="DefaultParagraphFont"/>
+    <w:link w:val="Title"/>
+    <w:uiPriority w:val="10"/>
+    <w:rsid w:val="00BC3406"/>
+    <w:rPr>
+      <w:rFonts w:asciiTheme="majorHAnsi" w:hAnsiTheme="majorHAnsi" w:eastAsiaTheme="majorEastAsia" w:cstheme="majorBidi"/>
+      <w:spacing w:val="-10"/>
+      <w:kern w:val="28"/>
+      <w:sz w:val="56"/>
+      <w:szCs w:val="56"/>
+    </w:rPr>
+  </w:style>
+  <w:style w:type="paragraph" w:styleId="Subtitle">
     <w:name w:val="Subtitle"/>
     <w:basedOn w:val="Normal"/>
     <w:next w:val="Normal"/>
-    <w:link w:val="UntertitelZchn1"/>
+    <w:link w:val="SubtitleChar"/>
     <w:uiPriority w:val="11"/>
     <w:qFormat/>
     <w:rsid w:val="00081FFB"/>
@@ -2265,11 +2393,25 @@
       <w:szCs w:val="28"/>
     </w:rPr>
   </w:style>
-  <w:style w:type="paragraph" w:styleId="Zitat">
+  <w:style w:type="character" w:styleId="SubtitleChar" w:customStyle="1">
+    <w:name w:val="Subtitle Char"/>
+    <w:basedOn w:val="DefaultParagraphFont"/>
+    <w:link w:val="Subtitle"/>
+    <w:uiPriority w:val="11"/>
+    <w:rsid w:val="00BC3406"/>
+    <w:rPr>
+      <w:rFonts w:eastAsiaTheme="majorEastAsia" w:cstheme="majorBidi"/>
+      <w:color w:val="595959" w:themeColor="text1" w:themeTint="A6"/>
+      <w:spacing w:val="15"/>
+      <w:sz w:val="28"/>
+      <w:szCs w:val="28"/>
+    </w:rPr>
+  </w:style>
+  <w:style w:type="paragraph" w:styleId="Quote">
     <w:name w:val="Quote"/>
     <w:basedOn w:val="Normal"/>
     <w:next w:val="Normal"/>
-    <w:link w:val="ZitatZchn1"/>
+    <w:link w:val="QuoteChar"/>
     <w:uiPriority w:val="29"/>
     <w:qFormat/>
     <w:rsid w:val="00081FFB"/>
@@ -2283,23 +2425,47 @@
       <w:color w:val="404040" w:themeColor="text1" w:themeTint="BF"/>
     </w:rPr>
   </w:style>
-  <w:style w:type="paragraph" w:styleId="IntensivesZitat">
+  <w:style w:type="character" w:styleId="QuoteChar" w:customStyle="1">
+    <w:name w:val="Quote Char"/>
+    <w:basedOn w:val="DefaultParagraphFont"/>
+    <w:link w:val="Quote"/>
+    <w:uiPriority w:val="29"/>
+    <w:rsid w:val="00BC3406"/>
+    <w:rPr>
+      <w:i/>
+      <w:iCs/>
+      <w:color w:val="404040" w:themeColor="text1" w:themeTint="BF"/>
+    </w:rPr>
+  </w:style>
+  <w:style w:type="paragraph" w:styleId="IntenseQuote">
     <w:name w:val="Intense Quote"/>
     <w:basedOn w:val="Normal"/>
     <w:next w:val="Normal"/>
-    <w:link w:val="IntensivesZitatZchn1"/>
+    <w:link w:val="IntenseQuoteChar"/>
     <w:uiPriority w:val="30"/>
     <w:qFormat/>
     <w:rsid w:val="00081FFB"/>
     <w:pPr>
       <w:pBdr>
-        <w:top w:val="single" w:sz="4" w:space="10" w:color="0F4761" w:themeColor="accent1" w:themeShade="BF"/>
-        <w:bottom w:val="single" w:sz="4" w:space="10" w:color="0F4761" w:themeColor="accent1" w:themeShade="BF"/>
+        <w:top w:val="single" w:color="0F4761" w:themeColor="accent1" w:themeShade="BF" w:sz="4" w:space="10"/>
+        <w:bottom w:val="single" w:color="0F4761" w:themeColor="accent1" w:themeShade="BF" w:sz="4" w:space="10"/>
       </w:pBdr>
       <w:spacing w:before="360" w:after="360"/>
       <w:ind w:left="864" w:right="864"/>
       <w:jc w:val="center"/>
     </w:pPr>
+    <w:rPr>
+      <w:i/>
+      <w:iCs/>
+      <w:color w:val="0F4761" w:themeColor="accent1" w:themeShade="BF"/>
+    </w:rPr>
+  </w:style>
+  <w:style w:type="character" w:styleId="IntenseQuoteChar" w:customStyle="1">
+    <w:name w:val="Intense Quote Char"/>
+    <w:basedOn w:val="DefaultParagraphFont"/>
+    <w:link w:val="IntenseQuote"/>
+    <w:uiPriority w:val="30"/>
+    <w:rsid w:val="00BC3406"/>
     <w:rPr>
       <w:i/>
       <w:iCs/>
@@ -2343,32 +2509,32 @@
       <w:spacing w:val="5"/>
     </w:rPr>
   </w:style>
-  <w:style w:type="character" w:customStyle="1" w:styleId="berschrift1Zchn1">
+  <w:style w:type="character" w:styleId="berschrift1Zchn1" w:customStyle="1">
     <w:name w:val="Überschrift 1 Zchn1"/>
     <w:basedOn w:val="DefaultParagraphFont"/>
     <w:uiPriority w:val="9"/>
     <w:rsid w:val="00BC3406"/>
     <w:rPr>
-      <w:rFonts w:asciiTheme="majorHAnsi" w:eastAsiaTheme="majorEastAsia" w:hAnsiTheme="majorHAnsi" w:cstheme="majorBidi"/>
+      <w:rFonts w:asciiTheme="majorHAnsi" w:hAnsiTheme="majorHAnsi" w:eastAsiaTheme="majorEastAsia" w:cstheme="majorBidi"/>
       <w:color w:val="0F4761" w:themeColor="accent1" w:themeShade="BF"/>
       <w:sz w:val="40"/>
       <w:szCs w:val="40"/>
     </w:rPr>
   </w:style>
-  <w:style w:type="character" w:customStyle="1" w:styleId="berschrift2Zchn1">
+  <w:style w:type="character" w:styleId="berschrift2Zchn1" w:customStyle="1">
     <w:name w:val="Überschrift 2 Zchn1"/>
     <w:basedOn w:val="DefaultParagraphFont"/>
     <w:uiPriority w:val="9"/>
     <w:semiHidden/>
     <w:rsid w:val="00BC3406"/>
     <w:rPr>
-      <w:rFonts w:asciiTheme="majorHAnsi" w:eastAsiaTheme="majorEastAsia" w:hAnsiTheme="majorHAnsi" w:cstheme="majorBidi"/>
+      <w:rFonts w:asciiTheme="majorHAnsi" w:hAnsiTheme="majorHAnsi" w:eastAsiaTheme="majorEastAsia" w:cstheme="majorBidi"/>
       <w:color w:val="0F4761" w:themeColor="accent1" w:themeShade="BF"/>
       <w:sz w:val="32"/>
       <w:szCs w:val="32"/>
     </w:rPr>
   </w:style>
-  <w:style w:type="character" w:customStyle="1" w:styleId="berschrift3Zchn1">
+  <w:style w:type="character" w:styleId="berschrift3Zchn1" w:customStyle="1">
     <w:name w:val="Überschrift 3 Zchn1"/>
     <w:basedOn w:val="DefaultParagraphFont"/>
     <w:uiPriority w:val="9"/>
@@ -2381,7 +2547,7 @@
       <w:szCs w:val="28"/>
     </w:rPr>
   </w:style>
-  <w:style w:type="character" w:customStyle="1" w:styleId="berschrift4Zchn1">
+  <w:style w:type="character" w:styleId="berschrift4Zchn1" w:customStyle="1">
     <w:name w:val="Überschrift 4 Zchn1"/>
     <w:basedOn w:val="DefaultParagraphFont"/>
     <w:uiPriority w:val="9"/>
@@ -2394,7 +2560,7 @@
       <w:color w:val="0F4761" w:themeColor="accent1" w:themeShade="BF"/>
     </w:rPr>
   </w:style>
-  <w:style w:type="character" w:customStyle="1" w:styleId="berschrift5Zchn1">
+  <w:style w:type="character" w:styleId="berschrift5Zchn1" w:customStyle="1">
     <w:name w:val="Überschrift 5 Zchn1"/>
     <w:basedOn w:val="DefaultParagraphFont"/>
     <w:uiPriority w:val="9"/>
@@ -2405,7 +2571,7 @@
       <w:color w:val="0F4761" w:themeColor="accent1" w:themeShade="BF"/>
     </w:rPr>
   </w:style>
-  <w:style w:type="character" w:customStyle="1" w:styleId="berschrift6Zchn1">
+  <w:style w:type="character" w:styleId="berschrift6Zchn1" w:customStyle="1">
     <w:name w:val="Überschrift 6 Zchn1"/>
     <w:basedOn w:val="DefaultParagraphFont"/>
     <w:uiPriority w:val="9"/>
@@ -2418,7 +2584,7 @@
       <w:color w:val="595959" w:themeColor="text1" w:themeTint="A6"/>
     </w:rPr>
   </w:style>
-  <w:style w:type="character" w:customStyle="1" w:styleId="berschrift7Zchn1">
+  <w:style w:type="character" w:styleId="berschrift7Zchn1" w:customStyle="1">
     <w:name w:val="Überschrift 7 Zchn1"/>
     <w:basedOn w:val="DefaultParagraphFont"/>
     <w:uiPriority w:val="9"/>
@@ -2429,7 +2595,7 @@
       <w:color w:val="595959" w:themeColor="text1" w:themeTint="A6"/>
     </w:rPr>
   </w:style>
-  <w:style w:type="character" w:customStyle="1" w:styleId="berschrift8Zchn1">
+  <w:style w:type="character" w:styleId="berschrift8Zchn1" w:customStyle="1">
     <w:name w:val="Überschrift 8 Zchn1"/>
     <w:basedOn w:val="DefaultParagraphFont"/>
     <w:uiPriority w:val="9"/>
@@ -2442,7 +2608,7 @@
       <w:color w:val="272727" w:themeColor="text1" w:themeTint="D8"/>
     </w:rPr>
   </w:style>
-  <w:style w:type="character" w:customStyle="1" w:styleId="berschrift9Zchn1">
+  <w:style w:type="character" w:styleId="berschrift9Zchn1" w:customStyle="1">
     <w:name w:val="Überschrift 9 Zchn1"/>
     <w:basedOn w:val="DefaultParagraphFont"/>
     <w:uiPriority w:val="9"/>
@@ -2453,84 +2619,32 @@
       <w:color w:val="272727" w:themeColor="text1" w:themeTint="D8"/>
     </w:rPr>
   </w:style>
-  <w:style w:type="character" w:customStyle="1" w:styleId="TitelZchn1">
-    <w:name w:val="Titel Zchn1"/>
-    <w:basedOn w:val="DefaultParagraphFont"/>
-    <w:link w:val="Titel"/>
-    <w:uiPriority w:val="10"/>
-    <w:rsid w:val="00BC3406"/>
-    <w:rPr>
-      <w:rFonts w:asciiTheme="majorHAnsi" w:eastAsiaTheme="majorEastAsia" w:hAnsiTheme="majorHAnsi" w:cstheme="majorBidi"/>
-      <w:spacing w:val="-10"/>
-      <w:kern w:val="28"/>
-      <w:sz w:val="56"/>
-      <w:szCs w:val="56"/>
-    </w:rPr>
-  </w:style>
-  <w:style w:type="character" w:customStyle="1" w:styleId="UntertitelZchn1">
-    <w:name w:val="Untertitel Zchn1"/>
-    <w:basedOn w:val="DefaultParagraphFont"/>
-    <w:link w:val="Untertitel"/>
-    <w:uiPriority w:val="11"/>
-    <w:rsid w:val="00BC3406"/>
-    <w:rPr>
-      <w:rFonts w:eastAsiaTheme="majorEastAsia" w:cstheme="majorBidi"/>
-      <w:color w:val="595959" w:themeColor="text1" w:themeTint="A6"/>
-      <w:spacing w:val="15"/>
-      <w:sz w:val="28"/>
-      <w:szCs w:val="28"/>
-    </w:rPr>
-  </w:style>
-  <w:style w:type="character" w:customStyle="1" w:styleId="ZitatZchn1">
-    <w:name w:val="Zitat Zchn1"/>
-    <w:basedOn w:val="DefaultParagraphFont"/>
-    <w:link w:val="Zitat"/>
-    <w:uiPriority w:val="29"/>
-    <w:rsid w:val="00BC3406"/>
-    <w:rPr>
-      <w:i/>
-      <w:iCs/>
-      <w:color w:val="404040" w:themeColor="text1" w:themeTint="BF"/>
-    </w:rPr>
-  </w:style>
-  <w:style w:type="character" w:customStyle="1" w:styleId="IntensivesZitatZchn1">
-    <w:name w:val="Intensives Zitat Zchn1"/>
-    <w:basedOn w:val="DefaultParagraphFont"/>
-    <w:link w:val="IntensivesZitat"/>
-    <w:uiPriority w:val="30"/>
-    <w:rsid w:val="00BC3406"/>
-    <w:rPr>
-      <w:i/>
-      <w:iCs/>
-      <w:color w:val="0F4761" w:themeColor="accent1" w:themeShade="BF"/>
-    </w:rPr>
-  </w:style>
-  <w:style w:type="character" w:customStyle="1" w:styleId="berschrift1Zchn">
+  <w:style w:type="character" w:styleId="berschrift1Zchn" w:customStyle="1">
     <w:name w:val="Überschrift 1 Zchn"/>
     <w:basedOn w:val="DefaultParagraphFont"/>
     <w:uiPriority w:val="9"/>
     <w:rsid w:val="00BC3406"/>
     <w:rPr>
-      <w:rFonts w:asciiTheme="majorHAnsi" w:eastAsiaTheme="majorEastAsia" w:hAnsiTheme="majorHAnsi" w:cstheme="majorBidi"/>
+      <w:rFonts w:asciiTheme="majorHAnsi" w:hAnsiTheme="majorHAnsi" w:eastAsiaTheme="majorEastAsia" w:cstheme="majorBidi"/>
       <w:color w:val="0F4761" w:themeColor="accent1" w:themeShade="BF"/>
       <w:sz w:val="40"/>
       <w:szCs w:val="40"/>
     </w:rPr>
   </w:style>
-  <w:style w:type="character" w:customStyle="1" w:styleId="berschrift2Zchn">
+  <w:style w:type="character" w:styleId="berschrift2Zchn" w:customStyle="1">
     <w:name w:val="Überschrift 2 Zchn"/>
     <w:basedOn w:val="DefaultParagraphFont"/>
     <w:uiPriority w:val="9"/>
     <w:semiHidden/>
     <w:rsid w:val="00BC3406"/>
     <w:rPr>
-      <w:rFonts w:asciiTheme="majorHAnsi" w:eastAsiaTheme="majorEastAsia" w:hAnsiTheme="majorHAnsi" w:cstheme="majorBidi"/>
+      <w:rFonts w:asciiTheme="majorHAnsi" w:hAnsiTheme="majorHAnsi" w:eastAsiaTheme="majorEastAsia" w:cstheme="majorBidi"/>
       <w:color w:val="0F4761" w:themeColor="accent1" w:themeShade="BF"/>
       <w:sz w:val="32"/>
       <w:szCs w:val="32"/>
     </w:rPr>
   </w:style>
-  <w:style w:type="character" w:customStyle="1" w:styleId="berschrift3Zchn">
+  <w:style w:type="character" w:styleId="berschrift3Zchn" w:customStyle="1">
     <w:name w:val="Überschrift 3 Zchn"/>
     <w:basedOn w:val="DefaultParagraphFont"/>
     <w:uiPriority w:val="9"/>
@@ -2543,7 +2657,7 @@
       <w:szCs w:val="28"/>
     </w:rPr>
   </w:style>
-  <w:style w:type="character" w:customStyle="1" w:styleId="berschrift4Zchn">
+  <w:style w:type="character" w:styleId="berschrift4Zchn" w:customStyle="1">
     <w:name w:val="Überschrift 4 Zchn"/>
     <w:basedOn w:val="DefaultParagraphFont"/>
     <w:uiPriority w:val="9"/>
@@ -2556,7 +2670,7 @@
       <w:color w:val="0F4761" w:themeColor="accent1" w:themeShade="BF"/>
     </w:rPr>
   </w:style>
-  <w:style w:type="character" w:customStyle="1" w:styleId="berschrift5Zchn">
+  <w:style w:type="character" w:styleId="berschrift5Zchn" w:customStyle="1">
     <w:name w:val="Überschrift 5 Zchn"/>
     <w:basedOn w:val="DefaultParagraphFont"/>
     <w:uiPriority w:val="9"/>
@@ -2567,7 +2681,7 @@
       <w:color w:val="0F4761" w:themeColor="accent1" w:themeShade="BF"/>
     </w:rPr>
   </w:style>
-  <w:style w:type="character" w:customStyle="1" w:styleId="berschrift6Zchn">
+  <w:style w:type="character" w:styleId="berschrift6Zchn" w:customStyle="1">
     <w:name w:val="Überschrift 6 Zchn"/>
     <w:basedOn w:val="DefaultParagraphFont"/>
     <w:uiPriority w:val="9"/>
@@ -2580,7 +2694,7 @@
       <w:color w:val="595959" w:themeColor="text1" w:themeTint="A6"/>
     </w:rPr>
   </w:style>
-  <w:style w:type="character" w:customStyle="1" w:styleId="berschrift7Zchn">
+  <w:style w:type="character" w:styleId="berschrift7Zchn" w:customStyle="1">
     <w:name w:val="Überschrift 7 Zchn"/>
     <w:basedOn w:val="DefaultParagraphFont"/>
     <w:uiPriority w:val="9"/>
@@ -2591,7 +2705,7 @@
       <w:color w:val="595959" w:themeColor="text1" w:themeTint="A6"/>
     </w:rPr>
   </w:style>
-  <w:style w:type="character" w:customStyle="1" w:styleId="berschrift8Zchn">
+  <w:style w:type="character" w:styleId="berschrift8Zchn" w:customStyle="1">
     <w:name w:val="Überschrift 8 Zchn"/>
     <w:basedOn w:val="DefaultParagraphFont"/>
     <w:uiPriority w:val="9"/>
@@ -2604,7 +2718,7 @@
       <w:color w:val="272727"/>
     </w:rPr>
   </w:style>
-  <w:style w:type="character" w:customStyle="1" w:styleId="berschrift9Zchn">
+  <w:style w:type="character" w:styleId="berschrift9Zchn" w:customStyle="1">
     <w:name w:val="Überschrift 9 Zchn"/>
     <w:basedOn w:val="DefaultParagraphFont"/>
     <w:uiPriority w:val="9"/>
@@ -2615,18 +2729,18 @@
       <w:color w:val="272727"/>
     </w:rPr>
   </w:style>
-  <w:style w:type="character" w:customStyle="1" w:styleId="TitelZchn">
+  <w:style w:type="character" w:styleId="TitelZchn" w:customStyle="1">
     <w:name w:val="Titel Zchn"/>
     <w:basedOn w:val="DefaultParagraphFont"/>
     <w:uiPriority w:val="10"/>
     <w:rsid w:val="00BC3406"/>
     <w:rPr>
-      <w:rFonts w:asciiTheme="majorHAnsi" w:eastAsiaTheme="majorEastAsia" w:hAnsiTheme="majorHAnsi" w:cstheme="majorBidi"/>
+      <w:rFonts w:asciiTheme="majorHAnsi" w:hAnsiTheme="majorHAnsi" w:eastAsiaTheme="majorEastAsia" w:cstheme="majorBidi"/>
       <w:sz w:val="56"/>
       <w:szCs w:val="56"/>
     </w:rPr>
   </w:style>
-  <w:style w:type="character" w:customStyle="1" w:styleId="UntertitelZchn">
+  <w:style w:type="character" w:styleId="UntertitelZchn" w:customStyle="1">
     <w:name w:val="Untertitel Zchn"/>
     <w:basedOn w:val="DefaultParagraphFont"/>
     <w:uiPriority w:val="11"/>
@@ -2638,7 +2752,7 @@
       <w:szCs w:val="28"/>
     </w:rPr>
   </w:style>
-  <w:style w:type="character" w:customStyle="1" w:styleId="ZitatZchn">
+  <w:style w:type="character" w:styleId="ZitatZchn" w:customStyle="1">
     <w:name w:val="Zitat Zchn"/>
     <w:basedOn w:val="DefaultParagraphFont"/>
     <w:uiPriority w:val="29"/>
@@ -2649,7 +2763,7 @@
       <w:color w:val="404040" w:themeColor="text1" w:themeTint="BF"/>
     </w:rPr>
   </w:style>
-  <w:style w:type="character" w:customStyle="1" w:styleId="IntensivesZitatZchn">
+  <w:style w:type="character" w:styleId="IntensivesZitatZchn" w:customStyle="1">
     <w:name w:val="Intensives Zitat Zchn"/>
     <w:basedOn w:val="DefaultParagraphFont"/>
     <w:uiPriority w:val="30"/>
@@ -2660,7 +2774,7 @@
       <w:color w:val="0F4761" w:themeColor="accent1" w:themeShade="BF"/>
     </w:rPr>
   </w:style>
-  <w:style w:type="table" w:styleId="Tabellenraster">
+  <w:style w:type="table" w:styleId="TableGrid">
     <w:name w:val="Table Grid"/>
     <w:basedOn w:val="TableNormal"/>
     <w:uiPriority w:val="59"/>
@@ -2670,12 +2784,12 @@
     </w:pPr>
     <w:tblPr>
       <w:tblBorders>
-        <w:top w:val="single" w:sz="4" w:space="0" w:color="000000" w:themeColor="text1"/>
-        <w:left w:val="single" w:sz="4" w:space="0" w:color="000000" w:themeColor="text1"/>
-        <w:bottom w:val="single" w:sz="4" w:space="0" w:color="000000" w:themeColor="text1"/>
-        <w:right w:val="single" w:sz="4" w:space="0" w:color="000000" w:themeColor="text1"/>
-        <w:insideH w:val="single" w:sz="4" w:space="0" w:color="000000" w:themeColor="text1"/>
-        <w:insideV w:val="single" w:sz="4" w:space="0" w:color="000000" w:themeColor="text1"/>
+        <w:top w:val="single" w:color="000000" w:themeColor="text1" w:sz="4" w:space="0"/>
+        <w:left w:val="single" w:color="000000" w:themeColor="text1" w:sz="4" w:space="0"/>
+        <w:bottom w:val="single" w:color="000000" w:themeColor="text1" w:sz="4" w:space="0"/>
+        <w:right w:val="single" w:color="000000" w:themeColor="text1" w:sz="4" w:space="0"/>
+        <w:insideH w:val="single" w:color="000000" w:themeColor="text1" w:sz="4" w:space="0"/>
+        <w:insideV w:val="single" w:color="000000" w:themeColor="text1" w:sz="4" w:space="0"/>
       </w:tblBorders>
     </w:tblPr>
   </w:style>
@@ -2683,7 +2797,7 @@
 </file>
 
 <file path=word/theme/theme1.xml><?xml version="1.0" encoding="utf-8"?>
-<a:theme xmlns:a="http://schemas.openxmlformats.org/drawingml/2006/main" name="Office">
+<a:theme xmlns:a="http://schemas.openxmlformats.org/drawingml/2006/main" xmlns:thm15="http://schemas.microsoft.com/office/thememl/2012/main" name="Office">
   <a:themeElements>
     <a:clrScheme name="Office">
       <a:dk1>
